--- a/for website.docx
+++ b/for website.docx
@@ -19,12 +19,241 @@
     </w:p>
     <w:p>
       <w:r>
+        <w:t>Translator:</w:t>
+      </w:r>
+    </w:p>
+    <w:p>
+      <w:bookmarkStart w:id="0" w:name="OLE_LINK1"/>
+      <w:r>
+        <w:t xml:space="preserve">As a student translator at Diligentia College, I was responsible for proofreading, modifying, and translating the most urgent and important documents, including the keynote </w:t>
+      </w:r>
+      <w:proofErr w:type="spellStart"/>
+      <w:r>
+        <w:t>speaker’s</w:t>
+      </w:r>
+      <w:proofErr w:type="spellEnd"/>
+      <w:r>
+        <w:t xml:space="preserve"> slides for the High Table Dinner. Throughout my three-year contribution to the college, I have completed 30+ translation works and 5+ simultaneous interpretation needs. During my internship at JS Law, I was responsible for translating our client’s </w:t>
+      </w:r>
+      <w:r>
+        <w:t>Stock Keeping Unit</w:t>
+      </w:r>
+      <w:r>
+        <w:t xml:space="preserve"> (SKU) </w:t>
+      </w:r>
+      <w:r>
+        <w:t xml:space="preserve">descriptions, scrutinizing them to compare them with registered Intellectual Properties (IPs), </w:t>
+      </w:r>
+      <w:r>
+        <w:t>before assisting with</w:t>
+      </w:r>
+      <w:r>
+        <w:t xml:space="preserve"> motion</w:t>
+      </w:r>
+      <w:r>
+        <w:t xml:space="preserve"> drafting</w:t>
+      </w:r>
+      <w:r>
+        <w:t>.</w:t>
+      </w:r>
+      <w:r>
+        <w:t xml:space="preserve"> Further, I </w:t>
+      </w:r>
+      <w:r>
+        <w:t xml:space="preserve">served as a simultaneous translator for the CEO of </w:t>
+      </w:r>
+      <w:proofErr w:type="spellStart"/>
+      <w:r>
+        <w:t>Maidalyu</w:t>
+      </w:r>
+      <w:proofErr w:type="spellEnd"/>
+      <w:r>
+        <w:t xml:space="preserve"> (the AI Temporary Restraining Order platform) and a Partner of JS Law during business meetings and</w:t>
+      </w:r>
+      <w:r>
+        <w:t xml:space="preserve"> livestreaming events.</w:t>
+      </w:r>
+    </w:p>
+    <w:p/>
+    <w:p>
+      <w:r>
+        <w:t xml:space="preserve">Diligentia College = </w:t>
+      </w:r>
+      <w:r>
+        <w:rPr>
+          <w:rFonts w:hint="eastAsia"/>
+        </w:rPr>
+        <w:t>学勤书院</w:t>
+      </w:r>
+    </w:p>
+    <w:p>
+      <w:proofErr w:type="spellStart"/>
+      <w:r>
+        <w:t>Maidalyu</w:t>
+      </w:r>
+      <w:proofErr w:type="spellEnd"/>
+      <w:r>
+        <w:t xml:space="preserve"> = </w:t>
+      </w:r>
+      <w:r>
+        <w:rPr>
+          <w:rFonts w:hint="eastAsia"/>
+        </w:rPr>
+        <w:t>卖大律</w:t>
+      </w:r>
+    </w:p>
+    <w:p>
+      <w:r>
+        <w:t xml:space="preserve">SKU Descriptions = </w:t>
+      </w:r>
+      <w:r>
+        <w:rPr>
+          <w:rFonts w:hint="eastAsia"/>
+        </w:rPr>
+        <w:t>商品简介</w:t>
+      </w:r>
+    </w:p>
+    <w:p>
+      <w:r>
+        <w:t xml:space="preserve">High Table Dinner = </w:t>
+      </w:r>
+      <w:r>
+        <w:rPr>
+          <w:rFonts w:hint="eastAsia"/>
+        </w:rPr>
+        <w:t>年度高桌晚宴</w:t>
+      </w:r>
+    </w:p>
+    <w:bookmarkEnd w:id="0"/>
+    <w:p/>
+    <w:p>
+      <w:r>
         <w:t>Global Sustainability Challenge</w:t>
       </w:r>
-    </w:p>
-    <w:p>
-      <w:r>
-        <w:t>Responsible for analyzing legal challenges, constructing legal frameworks of the solution, and future financial statements. Independently produced: 1) English write-up, 2) China and America legal analysis report, 3) English language Financial Statements; Collaboratively produced: 1) English Language Poster for professional exhibition/discussion, 2) one 5-minute Phase One idea introduction video, and 3) one Phase Two 2-minute concise pitch video.</w:t>
+      <w:r>
+        <w:t xml:space="preserve"> and Algae Shield</w:t>
+      </w:r>
+    </w:p>
+    <w:p>
+      <w:r>
+        <w:t xml:space="preserve">Collaborating </w:t>
+      </w:r>
+      <w:r>
+        <w:t xml:space="preserve">with </w:t>
+      </w:r>
+      <w:r>
+        <w:t xml:space="preserve">five </w:t>
+      </w:r>
+      <w:r>
+        <w:t xml:space="preserve">Environmental Science/Biochemistry </w:t>
+      </w:r>
+      <w:r>
+        <w:t xml:space="preserve">students at </w:t>
+      </w:r>
+      <w:r>
+        <w:t>Beijing Normal–Hong Kong Baptist University</w:t>
+      </w:r>
+      <w:r>
+        <w:t xml:space="preserve"> (Zhuhai), we </w:t>
+      </w:r>
+      <w:r>
+        <w:t>developed a thin layer called “Algae Shield” to address current concerns about microplastics in</w:t>
+      </w:r>
+      <w:r>
+        <w:t xml:space="preserve"> plastic cups. I</w:t>
+      </w:r>
+      <w:r>
+        <w:t xml:space="preserve"> w</w:t>
+      </w:r>
+      <w:r>
+        <w:t>as</w:t>
+      </w:r>
+      <w:r>
+        <w:t xml:space="preserve"> r</w:t>
+      </w:r>
+      <w:r>
+        <w:t xml:space="preserve">esponsible for analyzing legal challenges, </w:t>
+      </w:r>
+      <w:r>
+        <w:t>develop</w:t>
+      </w:r>
+      <w:r>
+        <w:t xml:space="preserve">ing legal frameworks </w:t>
+      </w:r>
+      <w:r>
+        <w:t>for</w:t>
+      </w:r>
+      <w:r>
+        <w:t xml:space="preserve"> </w:t>
+      </w:r>
+      <w:r>
+        <w:t>solutions</w:t>
+      </w:r>
+      <w:r>
+        <w:t xml:space="preserve">, and </w:t>
+      </w:r>
+      <w:r>
+        <w:t xml:space="preserve">preparing </w:t>
+      </w:r>
+      <w:r>
+        <w:t xml:space="preserve">future financial statements. </w:t>
+      </w:r>
+      <w:r>
+        <w:t>I i</w:t>
+      </w:r>
+      <w:r>
+        <w:t xml:space="preserve">ndependently produced: 1) </w:t>
+      </w:r>
+      <w:r>
+        <w:t xml:space="preserve">the 5000-word </w:t>
+      </w:r>
+      <w:r>
+        <w:t xml:space="preserve">English </w:t>
+      </w:r>
+      <w:r>
+        <w:t>proposal</w:t>
+      </w:r>
+      <w:r>
+        <w:t xml:space="preserve">, 2) </w:t>
+      </w:r>
+      <w:r>
+        <w:t xml:space="preserve">the </w:t>
+      </w:r>
+      <w:r>
+        <w:t xml:space="preserve">China and America legal </w:t>
+      </w:r>
+      <w:r>
+        <w:t xml:space="preserve">challenges and feasibility </w:t>
+      </w:r>
+      <w:r>
+        <w:t xml:space="preserve">report, 3) </w:t>
+      </w:r>
+      <w:r>
+        <w:t xml:space="preserve">the </w:t>
+      </w:r>
+      <w:r>
+        <w:t>English language Financial Statements</w:t>
+      </w:r>
+      <w:r>
+        <w:t>. Alongside my teammates, I c</w:t>
+      </w:r>
+      <w:r>
+        <w:t xml:space="preserve">ollaboratively produced: 1) </w:t>
+      </w:r>
+      <w:r>
+        <w:t xml:space="preserve">an </w:t>
+      </w:r>
+      <w:r>
+        <w:t>English Language Poster for professional exhibition/discussion, 2) one 5-minute Phase One idea introduction video, and 3) one Phase Two 2-minute concise pitch video.</w:t>
+      </w:r>
+      <w:r>
+        <w:t xml:space="preserve"> Eventually, our team advanced to the Asia-Pacific Regional Finals and won the First Prize at Zhejiang University in February 2026. </w:t>
+      </w:r>
+      <w:r>
+        <w:t>We</w:t>
+      </w:r>
+      <w:r>
+        <w:t xml:space="preserve"> planned to continue the lab experiments, aiming for an on-campus prototype in 2027 and large-scale commercialization in Zhuhai before 2030.</w:t>
       </w:r>
     </w:p>
     <w:p/>
@@ -35,7 +264,113 @@
     </w:p>
     <w:p>
       <w:r>
-        <w:t>Independently drafted 5+ legal memos on administrative appeals (work injuries), cross-border AI startup (IP registration), contractual disputes (lease contracts, loan agreements), and tort cases (pet harm). Responsible for marketing, logistics, and admin issues in the Clinic; created weekly sign-up forms for consultation; coordinated time slots of lawyers; facilitated liaison between on-campus students, the Law Society, the Entrepreneurship Club, and the Clinic.</w:t>
+        <w:t xml:space="preserve">I </w:t>
+      </w:r>
+      <w:r>
+        <w:t xml:space="preserve">provided pro bono legal services at the Clinic under the supervision of Mr. </w:t>
+      </w:r>
+      <w:proofErr w:type="spellStart"/>
+      <w:r>
+        <w:t>Zhichen</w:t>
+      </w:r>
+      <w:r>
+        <w:t>g</w:t>
+      </w:r>
+      <w:proofErr w:type="spellEnd"/>
+      <w:r>
+        <w:t xml:space="preserve"> (Joey) Li, </w:t>
+      </w:r>
+      <w:r>
+        <w:t xml:space="preserve">currently an </w:t>
+      </w:r>
+      <w:r>
+        <w:t xml:space="preserve">associate at Luo </w:t>
+      </w:r>
+      <w:proofErr w:type="spellStart"/>
+      <w:r>
+        <w:t>Huanping</w:t>
+      </w:r>
+      <w:proofErr w:type="spellEnd"/>
+      <w:r>
+        <w:t xml:space="preserve"> Law Office (Guangzhou). </w:t>
+      </w:r>
+      <w:r>
+        <w:t xml:space="preserve">Throughout the past year, I </w:t>
+      </w:r>
+      <w:r>
+        <w:t xml:space="preserve">drafted 5+ </w:t>
+      </w:r>
+      <w:r>
+        <w:t xml:space="preserve">preliminary </w:t>
+      </w:r>
+      <w:r>
+        <w:t>legal memos on administrative appeals (e.g., work injuries), cross-border AI startup</w:t>
+      </w:r>
+      <w:r>
+        <w:t>s</w:t>
+      </w:r>
+      <w:r>
+        <w:t xml:space="preserve"> (e.g., IP registration in Mainland China and Hong Kong), contractual disputes (e.g., lease contracts, loan agreements), and tort cases (e.g., pet harm</w:t>
+      </w:r>
+      <w:r>
+        <w:t>, personal injuries, car accidents</w:t>
+      </w:r>
+      <w:r>
+        <w:t xml:space="preserve">). </w:t>
+      </w:r>
+    </w:p>
+    <w:p/>
+    <w:p>
+      <w:r>
+        <w:t>I am also responsible for marketing, logistics, and administrative work at the Clinic. I created weekly consultation sign-up forms for four 400-pe</w:t>
+      </w:r>
+      <w:r>
+        <w:t>ople</w:t>
+      </w:r>
+      <w:r>
+        <w:t xml:space="preserve"> client groups. I coordinated </w:t>
+      </w:r>
+      <w:r>
+        <w:t xml:space="preserve">the </w:t>
+      </w:r>
+      <w:r>
+        <w:t xml:space="preserve">time slots of lawyers in five case groups. I facilitated liaison </w:t>
+      </w:r>
+      <w:r>
+        <w:t>among</w:t>
+      </w:r>
+      <w:r>
+        <w:t xml:space="preserve"> on-campus students, the Law Society, the Business School</w:t>
+      </w:r>
+      <w:r>
+        <w:t>’s Entrepreneurship Club</w:t>
+      </w:r>
+      <w:r>
+        <w:t xml:space="preserve">, and the Clinic. Together, I have facilitated </w:t>
+      </w:r>
+      <w:r>
+        <w:t>six</w:t>
+      </w:r>
+      <w:r>
+        <w:t xml:space="preserve"> events </w:t>
+      </w:r>
+      <w:r>
+        <w:t xml:space="preserve">as of April 2026 </w:t>
+      </w:r>
+      <w:r>
+        <w:t xml:space="preserve">with </w:t>
+      </w:r>
+      <w:r>
+        <w:t xml:space="preserve">a total of </w:t>
+      </w:r>
+      <w:r>
+        <w:t>200+ partic</w:t>
+      </w:r>
+      <w:r>
+        <w:t>i</w:t>
+      </w:r>
+      <w:r>
+        <w:t>pants.</w:t>
       </w:r>
     </w:p>
     <w:p/>
@@ -70,19 +405,73 @@
     </w:p>
     <w:p>
       <w:r>
-        <w:t>Drafted two 40-page legal memos for simulated international arbitration cases. Collected industry-specific data (e.g., bioenergy production processes, pollution control standards). Presented six 20-min</w:t>
-      </w:r>
-      <w:r>
-        <w:t>ute</w:t>
-      </w:r>
-      <w:r>
-        <w:t xml:space="preserve"> oral submission rounds, handling arbitrary but tough questions from judges, and assisted my leading counsel to present rebuttals in real-time.</w:t>
-      </w:r>
-    </w:p>
-    <w:p/>
-    <w:p>
+        <w:t>I was one of the three Oralists on the team. I was responsible for Issue 3&amp;4 of the case, tackling proximate cause arguments and injunction/damages/standing issues. I d</w:t>
+      </w:r>
+      <w:r>
+        <w:t xml:space="preserve">rafted two 40-page legal memos for simulated international arbitration cases. </w:t>
+      </w:r>
+      <w:r>
+        <w:t>I also c</w:t>
+      </w:r>
+      <w:r>
+        <w:t xml:space="preserve">ollected industry-specific data (e.g., bioenergy production processes, pollution control standards). </w:t>
+      </w:r>
+      <w:r>
+        <w:t xml:space="preserve">During the Moot, I </w:t>
+      </w:r>
+      <w:r>
+        <w:t>delivered six 20-minute oral presentations, hand</w:t>
+      </w:r>
+      <w:r>
+        <w:t>led</w:t>
+      </w:r>
+      <w:r>
+        <w:t xml:space="preserve"> challenging</w:t>
+      </w:r>
+      <w:r>
+        <w:t xml:space="preserve"> </w:t>
+      </w:r>
+      <w:r>
+        <w:t xml:space="preserve">questions from </w:t>
+      </w:r>
+      <w:r>
+        <w:t xml:space="preserve">active </w:t>
+      </w:r>
+      <w:r>
+        <w:t>judges</w:t>
+      </w:r>
+      <w:r>
+        <w:t xml:space="preserve"> and partners,</w:t>
+      </w:r>
+      <w:r>
+        <w:t xml:space="preserve"> and </w:t>
+      </w:r>
       <w:r>
         <w:lastRenderedPageBreak/>
+        <w:t>gave</w:t>
+      </w:r>
+      <w:r>
+        <w:t xml:space="preserve"> </w:t>
+      </w:r>
+      <w:r>
+        <w:t xml:space="preserve">real-time </w:t>
+      </w:r>
+      <w:r>
+        <w:t xml:space="preserve">rebuttals </w:t>
+      </w:r>
+      <w:r>
+        <w:t>to opposing counsel</w:t>
+      </w:r>
+      <w:r>
+        <w:t>.</w:t>
+      </w:r>
+      <w:r>
+        <w:t xml:space="preserve"> Eventually, our team won fourth place and was awarded the “Best Endeavor Prize.”</w:t>
+      </w:r>
+    </w:p>
+    <w:p/>
+    <w:p>
+      <w:r>
         <w:t xml:space="preserve">Public Speaking </w:t>
       </w:r>
       <w:r>
@@ -91,24 +480,165 @@
     </w:p>
     <w:p>
       <w:r>
-        <w:t>Led and taught weekly practice sessions covering structures of making good presentations, including the Toulmin Model, the Rogerian Model, the STAR model, etc.</w:t>
+        <w:t>I l</w:t>
+      </w:r>
+      <w:r>
+        <w:t xml:space="preserve">ed and taught weekly practice sessions covering </w:t>
+      </w:r>
+      <w:r>
+        <w:t xml:space="preserve">the </w:t>
+      </w:r>
+      <w:r>
+        <w:t xml:space="preserve">structures of </w:t>
+      </w:r>
+      <w:r>
+        <w:t>effective</w:t>
+      </w:r>
+      <w:r>
+        <w:t xml:space="preserve"> presentations, including the Toulmin Model, the Rogerian Model, the STAR </w:t>
+      </w:r>
+      <w:r>
+        <w:t>M</w:t>
+      </w:r>
+      <w:r>
+        <w:t>odel, etc.</w:t>
       </w:r>
       <w:r>
         <w:t xml:space="preserve"> </w:t>
       </w:r>
       <w:r>
-        <w:t>Directed over 60 hours of speech training across 30+ weekly sessions, coaching the school's entire advancing team and yielding seven provincial medals and THREE national medals.</w:t>
-      </w:r>
-    </w:p>
-    <w:p/>
-    <w:p>
-      <w:r>
-        <w:t>Student Coach</w:t>
-      </w:r>
-    </w:p>
-    <w:p>
-      <w:r>
-        <w:t>Mentored six freshmen, led a 200-person workshop on how to improve English language and get used to the English-taught classes, and coordinated 20+ events for six team members (badminton &amp; board game night, cook-out, 1-on-1 meetings).</w:t>
+        <w:t>I d</w:t>
+      </w:r>
+      <w:r>
+        <w:t>irected over 60 hours of speech training across 30+ weekly sessions, coaching the school's entire advancing team</w:t>
+      </w:r>
+      <w:r>
+        <w:t>,</w:t>
+      </w:r>
+      <w:r>
+        <w:t xml:space="preserve"> yielding </w:t>
+      </w:r>
+      <w:r>
+        <w:t>7</w:t>
+      </w:r>
+      <w:r>
+        <w:t xml:space="preserve"> provincial medals and </w:t>
+      </w:r>
+      <w:r>
+        <w:t>3</w:t>
+      </w:r>
+      <w:r>
+        <w:t xml:space="preserve"> national medals.</w:t>
+      </w:r>
+    </w:p>
+    <w:p/>
+    <w:p>
+      <w:r>
+        <w:t>Peer Mentoring</w:t>
+      </w:r>
+    </w:p>
+    <w:p>
+      <w:r>
+        <w:t xml:space="preserve">Over the past </w:t>
+      </w:r>
+      <w:r>
+        <w:t>two</w:t>
+      </w:r>
+      <w:r>
+        <w:t xml:space="preserve"> years, I mentored 6 freshmen</w:t>
+      </w:r>
+      <w:r>
+        <w:t xml:space="preserve"> during their first year at CUHK-Shenzhen. They major in various fields: legal studies, clinical medicine, translation studies, and accounting. I linked them </w:t>
+      </w:r>
+      <w:r>
+        <w:t xml:space="preserve">with my friends and professors in their respective fields, and I provided both practical training </w:t>
+      </w:r>
+      <w:r>
+        <w:t xml:space="preserve">(e.g., how to build a resume, where to find job posts) </w:t>
+      </w:r>
+      <w:r>
+        <w:t>and conceptual mentorship</w:t>
+      </w:r>
+      <w:r>
+        <w:t xml:space="preserve"> (a timeline for grad school applications, what to do with life)</w:t>
+      </w:r>
+      <w:r>
+        <w:t>.</w:t>
+      </w:r>
+      <w:r>
+        <w:t xml:space="preserve"> </w:t>
+      </w:r>
+    </w:p>
+    <w:p/>
+    <w:p>
+      <w:r>
+        <w:t xml:space="preserve">In addition to individual mentoring, I </w:t>
+      </w:r>
+      <w:r>
+        <w:t xml:space="preserve">led a 200-person workshop on improving English and getting </w:t>
+      </w:r>
+      <w:r>
+        <w:t>accustom</w:t>
+      </w:r>
+      <w:r>
+        <w:t>ed to English-taught classes, and coordinated 20+ events (</w:t>
+      </w:r>
+      <w:r>
+        <w:t xml:space="preserve">e.g., a </w:t>
+      </w:r>
+      <w:r>
+        <w:t xml:space="preserve">badminton </w:t>
+      </w:r>
+      <w:r>
+        <w:t xml:space="preserve">tournament, </w:t>
+      </w:r>
+      <w:r>
+        <w:t xml:space="preserve">board game night, </w:t>
+      </w:r>
+      <w:r>
+        <w:t xml:space="preserve">Sichuanese food </w:t>
+      </w:r>
+      <w:r>
+        <w:t>cookout,</w:t>
+      </w:r>
+      <w:r>
+        <w:t xml:space="preserve"> </w:t>
+      </w:r>
+      <w:r>
+        <w:t xml:space="preserve">and </w:t>
+      </w:r>
+      <w:r>
+        <w:t>1-on-1 meetings).</w:t>
+      </w:r>
+      <w:r>
+        <w:t xml:space="preserve"> </w:t>
+      </w:r>
+    </w:p>
+    <w:p/>
+    <w:p>
+      <w:r>
+        <w:t xml:space="preserve">Starting in </w:t>
+      </w:r>
+      <w:r>
+        <w:t xml:space="preserve">April 2026, </w:t>
+      </w:r>
+      <w:r>
+        <w:t xml:space="preserve">leveraging my past mentoring experience, </w:t>
+      </w:r>
+      <w:r>
+        <w:t>I</w:t>
+      </w:r>
+      <w:r>
+        <w:t xml:space="preserve"> will be in</w:t>
+      </w:r>
+      <w:r>
+        <w:t xml:space="preserve"> a new position at Peer Med, a student organization focused on pre-med mentorship at UNC-Chapel Hill</w:t>
+      </w:r>
+      <w:r>
+        <w:t>, under the supervision of Dr. Bradley Hammer</w:t>
+      </w:r>
+      <w:r>
+        <w:t>. I am responsible for preparing pre-law/pre-professional/pre-policy track students and Chinese international students to thrive in a top-tier American institution.</w:t>
       </w:r>
     </w:p>
     <w:p/>
@@ -119,21 +649,126 @@
     </w:p>
     <w:p>
       <w:r>
-        <w:t xml:space="preserve">Took upper level classes in </w:t>
-      </w:r>
-      <w:r>
-        <w:t>Environmental Law, Media Law, Sports Law, English Speaking and Writing</w:t>
-      </w:r>
-      <w:r>
-        <w:t xml:space="preserve">. Participated in </w:t>
+        <w:t>I t</w:t>
+      </w:r>
+      <w:r>
+        <w:t>ook upper</w:t>
+      </w:r>
+      <w:r>
+        <w:t>-</w:t>
+      </w:r>
+      <w:r>
+        <w:t xml:space="preserve">level </w:t>
+      </w:r>
+      <w:r>
+        <w:t xml:space="preserve">law </w:t>
+      </w:r>
+      <w:r>
+        <w:t xml:space="preserve">classes </w:t>
+      </w:r>
+      <w:r>
+        <w:t xml:space="preserve">during my Exchange year at UNC-Chapel Hill. I spent one year </w:t>
+      </w:r>
+      <w:r>
+        <w:t>in Media Law, learning the basics of First Amendment legal issues and delving deeper into emerging AI Law, with intersections with</w:t>
+      </w:r>
+      <w:r>
+        <w:t xml:space="preserve"> IP Law/Criminal Law/Surveillance/Taiwan-China-US Relations. I also took </w:t>
+      </w:r>
+      <w:r>
+        <w:t>Environmental Law</w:t>
+      </w:r>
+      <w:r>
+        <w:t xml:space="preserve"> and </w:t>
+      </w:r>
+      <w:proofErr w:type="gramStart"/>
+      <w:r>
+        <w:t>Sports Law</w:t>
+      </w:r>
+      <w:r>
+        <w:t>, and</w:t>
+      </w:r>
+      <w:proofErr w:type="gramEnd"/>
+      <w:r>
+        <w:t xml:space="preserve"> </w:t>
+      </w:r>
+      <w:r>
+        <w:t xml:space="preserve">earned </w:t>
+      </w:r>
+      <w:r>
+        <w:t xml:space="preserve">the Summer Research </w:t>
+      </w:r>
+      <w:r>
+        <w:lastRenderedPageBreak/>
+        <w:t xml:space="preserve">Assistant </w:t>
+      </w:r>
+      <w:r>
+        <w:t xml:space="preserve">position </w:t>
+      </w:r>
+      <w:r>
+        <w:t xml:space="preserve">for Prof. Donald </w:t>
       </w:r>
       <w:proofErr w:type="spellStart"/>
       <w:r>
-        <w:t>PeerMed</w:t>
+        <w:t>Hornstein</w:t>
       </w:r>
       <w:proofErr w:type="spellEnd"/>
       <w:r>
-        <w:t xml:space="preserve"> mentoring program; joined the UNC Golf Club; promoted Chinese food to American friends.</w:t>
+        <w:t xml:space="preserve"> at UNC Law. Furthermore, I improved my </w:t>
+      </w:r>
+      <w:r>
+        <w:t>English Speaking</w:t>
+      </w:r>
+      <w:r>
+        <w:t xml:space="preserve"> </w:t>
+      </w:r>
+      <w:r>
+        <w:t xml:space="preserve">and </w:t>
+      </w:r>
+      <w:r>
+        <w:t>w</w:t>
+      </w:r>
+      <w:r>
+        <w:t>riting</w:t>
+      </w:r>
+      <w:r>
+        <w:t xml:space="preserve"> through two </w:t>
+      </w:r>
+      <w:r>
+        <w:t xml:space="preserve">English classes, </w:t>
+      </w:r>
+      <w:r>
+        <w:t xml:space="preserve">learning storytelling </w:t>
+      </w:r>
+      <w:r>
+        <w:t>and medical English. On top of that, I p</w:t>
+      </w:r>
+      <w:r>
+        <w:t xml:space="preserve">articipated in </w:t>
+      </w:r>
+      <w:r>
+        <w:t xml:space="preserve">the </w:t>
+      </w:r>
+      <w:r>
+        <w:t>Peer</w:t>
+      </w:r>
+      <w:r>
+        <w:t xml:space="preserve"> </w:t>
+      </w:r>
+      <w:r>
+        <w:t>Med mentoring program</w:t>
+      </w:r>
+      <w:r>
+        <w:t>,</w:t>
+      </w:r>
+      <w:r>
+        <w:t xml:space="preserve"> joined the UNC Golf Club</w:t>
+      </w:r>
+      <w:r>
+        <w:t>, and</w:t>
+      </w:r>
+      <w:r>
+        <w:t xml:space="preserve"> promoted Chinese food to American friends.</w:t>
       </w:r>
     </w:p>
     <w:p/>
@@ -144,27 +779,185 @@
     </w:p>
     <w:p>
       <w:r>
-        <w:t xml:space="preserve">Founded and co-chaired the first law society in CUHK-Shenzhen. Organized </w:t>
-      </w:r>
-      <w:r>
-        <w:t xml:space="preserve">student-led </w:t>
-      </w:r>
-      <w:r>
-        <w:t>initiatives</w:t>
-      </w:r>
-      <w:r>
-        <w:t xml:space="preserve"> that build community among future lawyers—talks, mentorship, and events that connect classroom ideas to practice.</w:t>
+        <w:t xml:space="preserve">I founded and co-chaired the very first Law Society in CUHK-Shenzhen. I organized student-led initiatives that </w:t>
+      </w:r>
+      <w:r>
+        <w:t>fostere</w:t>
+      </w:r>
+      <w:r>
+        <w:t>d a close-knit community among future lawyers</w:t>
+      </w:r>
+      <w:r>
+        <w:t>,</w:t>
+      </w:r>
+      <w:r>
+        <w:t xml:space="preserve"> includ</w:t>
+      </w:r>
+      <w:r>
+        <w:t>ing</w:t>
+      </w:r>
+      <w:r>
+        <w:t xml:space="preserve"> talks, mentorship, and events that connect</w:t>
+      </w:r>
+      <w:r>
+        <w:t>ed</w:t>
+      </w:r>
+      <w:r>
+        <w:t xml:space="preserve"> classroom ideas to practice. I liaised with law firms, law schools, and previous alum</w:t>
+      </w:r>
+      <w:r>
+        <w:t>ni</w:t>
+      </w:r>
+      <w:r>
+        <w:t xml:space="preserve"> practicing law. As of April 2026, the Law S</w:t>
+      </w:r>
+      <w:r>
+        <w:t>oc</w:t>
+      </w:r>
+      <w:r>
+        <w:t>iety has held two professional school application talks (with speakers from HKU JD, CUHK JD, Peking School of Transnational Law, etc.), one "mock case" workshop, and one career talk with a panel of lawyers in the Greater Bay Area. I proudly served the Law Society alongside eight standing committee members. We now have 200+ members in both Undergraduate and Graduate levels.</w:t>
+      </w:r>
+    </w:p>
+    <w:p/>
+    <w:p>
+      <w:r>
+        <w:t>Teaching English:</w:t>
+      </w:r>
+    </w:p>
+    <w:p>
+      <w:r>
+        <w:t>As a</w:t>
+      </w:r>
+      <w:r>
+        <w:t>n</w:t>
+      </w:r>
+      <w:r>
+        <w:t xml:space="preserve"> Undergraduate Student Teaching Fellow (USTF) at CUHK-Shenzhen, I </w:t>
+      </w:r>
+      <w:r>
+        <w:t>was r</w:t>
+      </w:r>
+      <w:r>
+        <w:t xml:space="preserve">esponsible for a </w:t>
+      </w:r>
+      <w:r>
+        <w:t>Self</w:t>
+      </w:r>
+      <w:r>
+        <w:t>-</w:t>
+      </w:r>
+      <w:r>
+        <w:t>Access Language Learning Center (SALL)</w:t>
       </w:r>
       <w:r>
         <w:t xml:space="preserve"> </w:t>
       </w:r>
+      <w:r>
+        <w:t xml:space="preserve">activity called “Oral English Practice.” Every week, I </w:t>
+      </w:r>
+      <w:r>
+        <w:t>tutor for 3 hours, one-on-one, to help students improve</w:t>
+      </w:r>
+      <w:r>
+        <w:t xml:space="preserve"> their oral English. My "clients" include UG Y1-2 students </w:t>
+      </w:r>
+      <w:r>
+        <w:t>for</w:t>
+      </w:r>
+      <w:r>
+        <w:t xml:space="preserve"> ENG presentations, UG Y3-4 students </w:t>
+      </w:r>
+      <w:r>
+        <w:t>for</w:t>
+      </w:r>
+      <w:r>
+        <w:t xml:space="preserve"> TOEFL/IELTS speaking, and PG students </w:t>
+      </w:r>
+      <w:r>
+        <w:t>for</w:t>
+      </w:r>
+      <w:r>
+        <w:t xml:space="preserve"> academic presentation</w:t>
+      </w:r>
+      <w:r>
+        <w:t>s</w:t>
+      </w:r>
+      <w:r>
+        <w:t xml:space="preserve"> and interviews.</w:t>
+      </w:r>
+    </w:p>
+    <w:p/>
+    <w:p>
+      <w:r>
+        <w:t xml:space="preserve">Beginning </w:t>
+      </w:r>
+      <w:r>
+        <w:t xml:space="preserve">in </w:t>
+      </w:r>
+      <w:r>
+        <w:t xml:space="preserve">March 2026, I </w:t>
+      </w:r>
+      <w:r>
+        <w:t>was</w:t>
+      </w:r>
+      <w:r>
+        <w:t xml:space="preserve"> </w:t>
+      </w:r>
+      <w:r>
+        <w:t>appointed</w:t>
+      </w:r>
+      <w:r>
+        <w:t xml:space="preserve"> Sole Instructor </w:t>
+      </w:r>
+      <w:r>
+        <w:t>at</w:t>
+      </w:r>
+      <w:r>
+        <w:t xml:space="preserve"> Stepping Stone China, a non-profit </w:t>
+      </w:r>
+      <w:r>
+        <w:t>that provides high-quality English-language education to children in underdeveloped areas of</w:t>
+      </w:r>
+      <w:r>
+        <w:t xml:space="preserve"> China. </w:t>
+      </w:r>
+      <w:r>
+        <w:t xml:space="preserve">Currently, I teach </w:t>
+      </w:r>
+      <w:r>
+        <w:t>English (with a strong focus on speaking</w:t>
+      </w:r>
+      <w:r>
+        <w:t xml:space="preserve"> and vocabulary</w:t>
+      </w:r>
+      <w:r>
+        <w:t xml:space="preserve">) to </w:t>
+      </w:r>
+      <w:r>
+        <w:rPr>
+          <w:rFonts w:hint="eastAsia"/>
+        </w:rPr>
+        <w:t>22</w:t>
+      </w:r>
+      <w:r>
+        <w:t xml:space="preserve"> </w:t>
+      </w:r>
+      <w:r>
+        <w:t>fif</w:t>
+      </w:r>
+      <w:r>
+        <w:t xml:space="preserve">th-grade Chinese students from </w:t>
+      </w:r>
       <w:proofErr w:type="spellStart"/>
       <w:r>
-        <w:t>Liason</w:t>
+        <w:t>Nan'an</w:t>
       </w:r>
       <w:proofErr w:type="spellEnd"/>
       <w:r>
-        <w:t xml:space="preserve"> with law firms, law schools, and previous alum practicing law.</w:t>
+        <w:t>, Fujian</w:t>
+      </w:r>
+      <w:r>
+        <w:t>.</w:t>
       </w:r>
     </w:p>
     <w:p/>
@@ -204,8 +997,10 @@
         <w:t>, Shenzhen, Guangdong China, 518172</w:t>
       </w:r>
     </w:p>
-    <w:p>
-      <w:r>
+    <w:p/>
+    <w:p>
+      <w:r>
+        <w:lastRenderedPageBreak/>
         <w:t xml:space="preserve">Supervisor: Kevin Smith, </w:t>
       </w:r>
       <w:r>
@@ -220,7 +1015,7 @@
       <w:r>
         <w:t xml:space="preserve">, </w:t>
       </w:r>
-      <w:hyperlink r:id="rId5" w:history="1">
+      <w:hyperlink r:id="rId7" w:history="1">
         <w:r>
           <w:rPr>
             <w:rStyle w:val="Hyperlink"/>
@@ -250,11 +1045,7 @@
         <w:t xml:space="preserve">Description: </w:t>
       </w:r>
       <w:r>
-        <w:t xml:space="preserve">Responsible for a SALL activity called “Oral English Practice.” Every week, I do 3 hours of one-on-one tutoring for students who wish to improve their oral English. My "clients" </w:t>
-      </w:r>
-      <w:r>
-        <w:lastRenderedPageBreak/>
-        <w:t>include UG Y1-2 students on ENG presentations, UG Y3-4 students on TOEFL/IELTS speaking, and PG students on academic presentation and interviews.</w:t>
+        <w:t>Responsible for a SALL activity called “Oral English Practice.” Every week, I do 3 hours of one-on-one tutoring for students who wish to improve their oral English. My "clients" include UG Y1-2 students on ENG presentations, UG Y3-4 students on TOEFL/IELTS speaking, and PG students on academic presentation and interviews.</w:t>
       </w:r>
     </w:p>
     <w:p/>
@@ -309,7 +1100,7 @@
       <w:r>
         <w:t xml:space="preserve">, </w:t>
       </w:r>
-      <w:hyperlink r:id="rId6" w:history="1">
+      <w:hyperlink r:id="rId8" w:history="1">
         <w:r>
           <w:rPr>
             <w:rStyle w:val="Hyperlink"/>
@@ -426,6 +1217,7 @@
           <w:bCs/>
           <w:u w:val="single"/>
         </w:rPr>
+        <w:lastRenderedPageBreak/>
         <w:t>List of awards:</w:t>
       </w:r>
     </w:p>
@@ -473,19 +1265,259 @@
     </w:p>
     <w:p>
       <w:r>
+        <w:t xml:space="preserve">Description: </w:t>
+      </w:r>
+      <w:r>
+        <w:t xml:space="preserve">Pitched our solution to environmental challenges and competed with 52 teams from top universities in the Asia-Pacific Region (HKUST, </w:t>
+      </w:r>
+      <w:proofErr w:type="spellStart"/>
+      <w:r>
+        <w:t>Waseda</w:t>
+      </w:r>
+      <w:proofErr w:type="spellEnd"/>
+      <w:r>
+        <w:t>, IIT). Rank 12 among the 52 teams that advanced from ~250 teams.</w:t>
+      </w:r>
+    </w:p>
+    <w:p/>
+    <w:p>
+      <w:r>
+        <w:t xml:space="preserve">Name: </w:t>
+      </w:r>
+      <w:r>
+        <w:t>Academic Performance Scholarship - Class B</w:t>
+      </w:r>
+    </w:p>
+    <w:p>
+      <w:r>
+        <w:t xml:space="preserve">Name of Org: </w:t>
+      </w:r>
+      <w:r>
+        <w:t>CUHK-Shenzhen</w:t>
+      </w:r>
+    </w:p>
+    <w:p>
+      <w:r>
+        <w:t>Issued Date (</w:t>
+      </w:r>
+      <w:r>
+        <w:t>MM/DD/YYYY</w:t>
+      </w:r>
+      <w:r>
+        <w:t>):</w:t>
+      </w:r>
+      <w:r>
+        <w:t xml:space="preserve"> 12/10/2025</w:t>
+      </w:r>
+    </w:p>
+    <w:p>
+      <w:r>
+        <w:t xml:space="preserve">Description: </w:t>
+      </w:r>
+      <w:r>
+        <w:t>Award for excellent academic performance - ranked #1 in the major and #2 in the entire School.</w:t>
+      </w:r>
+      <w:r>
+        <w:t xml:space="preserve"> </w:t>
+      </w:r>
+      <w:r>
+        <w:t>For Academic Year 2024-2025</w:t>
+      </w:r>
+    </w:p>
+    <w:p/>
+    <w:p>
+      <w:r>
+        <w:t xml:space="preserve">Name: </w:t>
+      </w:r>
+      <w:r>
+        <w:t>College Excellent Student Activity Award</w:t>
+      </w:r>
+    </w:p>
+    <w:p>
+      <w:r>
+        <w:t xml:space="preserve">Name of Org: </w:t>
+      </w:r>
+      <w:r>
+        <w:t>Diligentia College, CUHK-Shenzhen</w:t>
+      </w:r>
+    </w:p>
+    <w:p>
+      <w:r>
+        <w:t>Issued Date (</w:t>
+      </w:r>
+      <w:r>
+        <w:t>MM/DD/YYYY</w:t>
+      </w:r>
+      <w:r>
+        <w:t>):</w:t>
+      </w:r>
+      <w:r>
+        <w:t xml:space="preserve"> 08/10/2025</w:t>
+      </w:r>
+    </w:p>
+    <w:p>
+      <w:r>
+        <w:t xml:space="preserve">Description: Awarded for excellence in university-wide and college-level student leadership. </w:t>
+      </w:r>
+      <w:r>
+        <w:t>Among the 15 awardees out of 1200 College residents</w:t>
+      </w:r>
+    </w:p>
+    <w:p/>
+    <w:p>
+      <w:r>
+        <w:t xml:space="preserve">Name: </w:t>
+      </w:r>
+      <w:r>
+        <w:t>Excellent Student Coach Award</w:t>
+      </w:r>
+    </w:p>
+    <w:p>
+      <w:r>
+        <w:t xml:space="preserve">Name of Org: </w:t>
+      </w:r>
+      <w:r>
+        <w:t>Diligentia College, CUHK-Shenzhen</w:t>
+      </w:r>
+    </w:p>
+    <w:p>
+      <w:r>
+        <w:t>Issued Date (</w:t>
+      </w:r>
+      <w:r>
+        <w:t>MM/DD/YYYY</w:t>
+      </w:r>
+      <w:r>
+        <w:t>):</w:t>
+      </w:r>
+      <w:r>
+        <w:t xml:space="preserve"> 08/01/2025</w:t>
+      </w:r>
+    </w:p>
+    <w:p>
+      <w:r>
+        <w:t xml:space="preserve">Description: Awarded for excellence in </w:t>
+      </w:r>
+    </w:p>
+    <w:p/>
+    <w:p>
+      <w:r>
+        <w:t xml:space="preserve">Name: </w:t>
+      </w:r>
+      <w:r>
+        <w:t>Dean's List</w:t>
+      </w:r>
+    </w:p>
+    <w:p>
+      <w:r>
+        <w:t xml:space="preserve">Name of Org: </w:t>
+      </w:r>
+      <w:r>
+        <w:t>School of Humanities and Social Science, CUHK-Shenzhen</w:t>
+      </w:r>
+    </w:p>
+    <w:p>
+      <w:r>
+        <w:t>Issued Date (</w:t>
+      </w:r>
+      <w:r>
+        <w:t>MM/DD/YYYY</w:t>
+      </w:r>
+      <w:r>
+        <w:t>):</w:t>
+      </w:r>
+      <w:r>
+        <w:t xml:space="preserve"> 06/01/2025</w:t>
+      </w:r>
+    </w:p>
+    <w:p>
+      <w:r>
+        <w:t>Description: Awarded for academic excellence in AY24-25</w:t>
+      </w:r>
+    </w:p>
+    <w:p/>
+    <w:p>
+      <w:r>
+        <w:t xml:space="preserve">Name: </w:t>
+      </w:r>
+      <w:r>
+        <w:t>University Excellent Student Leader Award</w:t>
+      </w:r>
+    </w:p>
+    <w:p>
+      <w:r>
         <w:lastRenderedPageBreak/>
+        <w:t xml:space="preserve">Name of Org: </w:t>
+      </w:r>
+      <w:r>
+        <w:t>CUHK-Shenzhen</w:t>
+      </w:r>
+    </w:p>
+    <w:p>
+      <w:r>
+        <w:t>Issued Date (</w:t>
+      </w:r>
+      <w:r>
+        <w:t>MM/DD/YYYY</w:t>
+      </w:r>
+      <w:r>
+        <w:t>):</w:t>
+      </w:r>
+      <w:r>
+        <w:t xml:space="preserve"> 01/15/2025</w:t>
+      </w:r>
+    </w:p>
+    <w:p>
+      <w:r>
+        <w:t xml:space="preserve">Description: Awarded for excellence in university-wide and college-level student leadership, including Student Union, Public Speaking Team, Student Coach, and more. </w:t>
+      </w:r>
+      <w:r>
+        <w:t>Among the 35 awardees from the 5000 university undergraduate students</w:t>
+      </w:r>
+      <w:r>
+        <w:t>.</w:t>
+      </w:r>
+    </w:p>
+    <w:p/>
+    <w:p>
+      <w:r>
+        <w:t xml:space="preserve">Name: </w:t>
+      </w:r>
+      <w:r>
+        <w:t>Academic Performance Scholarship - Class C</w:t>
+      </w:r>
+    </w:p>
+    <w:p>
+      <w:r>
+        <w:t xml:space="preserve">Name of Org: </w:t>
+      </w:r>
+      <w:r>
+        <w:t>CUHK-Shenzhen</w:t>
+      </w:r>
+    </w:p>
+    <w:p>
+      <w:r>
+        <w:t>Issued Date (</w:t>
+      </w:r>
+      <w:r>
+        <w:t>MM/DD/YYYY</w:t>
+      </w:r>
+      <w:r>
+        <w:t>):</w:t>
+      </w:r>
+      <w:r>
+        <w:t xml:space="preserve"> 01/15/202</w:t>
+      </w:r>
+      <w:r>
+        <w:t>5</w:t>
+      </w:r>
+    </w:p>
+    <w:p>
+      <w:r>
         <w:t xml:space="preserve">Description: </w:t>
       </w:r>
       <w:r>
-        <w:t xml:space="preserve">Pitched our solution to environmental challenges and competed with 52 teams from top universities in the Asia-Pacific Region (HKUST, </w:t>
-      </w:r>
-      <w:proofErr w:type="spellStart"/>
-      <w:r>
-        <w:t>Waseda</w:t>
-      </w:r>
-      <w:proofErr w:type="spellEnd"/>
-      <w:r>
-        <w:t>, IIT). Rank 12 among the 52 teams that advanced from ~250 teams.</w:t>
+        <w:t>Award for excellent academic performance - ranked #1 in the major and #3 in the entire School. For Academic Year 2023-2024.</w:t>
       </w:r>
     </w:p>
     <w:p/>
@@ -494,7 +1526,16 @@
         <w:t xml:space="preserve">Name: </w:t>
       </w:r>
       <w:r>
-        <w:t>Academic Performance Scholarship - Class B</w:t>
+        <w:t xml:space="preserve">Semi-Finalist </w:t>
+      </w:r>
+      <w:r>
+        <w:t xml:space="preserve">and </w:t>
+      </w:r>
+      <w:r>
+        <w:t>Best Endeavor Prize</w:t>
+      </w:r>
+      <w:r>
+        <w:t xml:space="preserve"> (International Round)</w:t>
       </w:r>
     </w:p>
     <w:p>
@@ -502,6 +1543,45 @@
         <w:t xml:space="preserve">Name of Org: </w:t>
       </w:r>
       <w:r>
+        <w:t>LAWASIA International Moot</w:t>
+      </w:r>
+    </w:p>
+    <w:p>
+      <w:r>
+        <w:t>Issued Date (</w:t>
+      </w:r>
+      <w:r>
+        <w:t>MM/DD/YYYY</w:t>
+      </w:r>
+      <w:r>
+        <w:t>):</w:t>
+      </w:r>
+      <w:r>
+        <w:t xml:space="preserve"> 10/18/2024</w:t>
+      </w:r>
+    </w:p>
+    <w:p>
+      <w:r>
+        <w:t xml:space="preserve">Description: </w:t>
+      </w:r>
+      <w:r>
+        <w:t>Advanced to the semi-final of the LAWASIA International Moot Competition, against all Bachelor of Law students from famous law schools in Asia (Singapore Management University, Chulalongkorn University, University of Malaya).</w:t>
+      </w:r>
+    </w:p>
+    <w:p/>
+    <w:p>
+      <w:r>
+        <w:t xml:space="preserve">Name: </w:t>
+      </w:r>
+      <w:r>
+        <w:t>Undergraduate Research Award</w:t>
+      </w:r>
+    </w:p>
+    <w:p>
+      <w:r>
+        <w:t xml:space="preserve">Name of Org: </w:t>
+      </w:r>
+      <w:r>
         <w:t>CUHK-Shenzhen</w:t>
       </w:r>
     </w:p>
@@ -516,7 +1596,7 @@
         <w:t>):</w:t>
       </w:r>
       <w:r>
-        <w:t xml:space="preserve"> 12/10/2025</w:t>
+        <w:t xml:space="preserve"> 09/01/2024</w:t>
       </w:r>
     </w:p>
     <w:p>
@@ -524,13 +1604,131 @@
         <w:t xml:space="preserve">Description: </w:t>
       </w:r>
       <w:r>
-        <w:t>Award for excellent academic performance - ranked #1 in the major and #2 in the entire School.</w:t>
+        <w:t>Sponsored research program with RMB1000 per month research funding that continues for three months.</w:t>
+      </w:r>
+    </w:p>
+    <w:p/>
+    <w:p>
+      <w:r>
+        <w:t xml:space="preserve">Name: </w:t>
+      </w:r>
+      <w:r>
+        <w:t>College Excellent Student Activity Award</w:t>
+      </w:r>
+    </w:p>
+    <w:p>
+      <w:r>
+        <w:t xml:space="preserve">Name of Org: </w:t>
+      </w:r>
+      <w:r>
+        <w:t>Diligentia College, CUHK-Shenzhen</w:t>
+      </w:r>
+    </w:p>
+    <w:p>
+      <w:r>
+        <w:t>Issued Date (</w:t>
+      </w:r>
+      <w:r>
+        <w:t>MM/DD/YYYY</w:t>
+      </w:r>
+      <w:r>
+        <w:t>):</w:t>
+      </w:r>
+      <w:r>
+        <w:t xml:space="preserve"> 08/14/2024</w:t>
+      </w:r>
+    </w:p>
+    <w:p>
+      <w:r>
+        <w:t xml:space="preserve">Description: Awarded for excellence in university-wide and college-level student leadership. </w:t>
+      </w:r>
+      <w:r>
+        <w:t>Among the 15 awardees out of 1200 College residents</w:t>
+      </w:r>
+      <w:r>
+        <w:t>.</w:t>
+      </w:r>
+    </w:p>
+    <w:p/>
+    <w:p>
+      <w:r>
+        <w:lastRenderedPageBreak/>
+        <w:t xml:space="preserve">Name: </w:t>
+      </w:r>
+      <w:r>
+        <w:t>Dean's List</w:t>
+      </w:r>
+    </w:p>
+    <w:p>
+      <w:r>
+        <w:t xml:space="preserve">Name of Org: </w:t>
+      </w:r>
+      <w:r>
+        <w:t>School of Humanities and Social Science, CUHK-Shenzhen</w:t>
+      </w:r>
+    </w:p>
+    <w:p>
+      <w:r>
+        <w:t>Issued Date (</w:t>
+      </w:r>
+      <w:r>
+        <w:t>MM/DD/YYYY</w:t>
+      </w:r>
+      <w:r>
+        <w:t>):</w:t>
+      </w:r>
+      <w:r>
+        <w:t xml:space="preserve"> 06/01/2024</w:t>
+      </w:r>
+    </w:p>
+    <w:p>
+      <w:r>
+        <w:t>Description: Awarded for academic excellence in AY23-24</w:t>
+      </w:r>
+    </w:p>
+    <w:p/>
+    <w:p>
+      <w:r>
+        <w:t xml:space="preserve">Name: </w:t>
+      </w:r>
+      <w:r>
+        <w:t>Bronze Medal</w:t>
+      </w:r>
+      <w:r>
+        <w:t>ist</w:t>
+      </w:r>
+      <w:r>
+        <w:t xml:space="preserve"> (Guangdong Provincial Round)</w:t>
+      </w:r>
+    </w:p>
+    <w:p>
+      <w:r>
+        <w:t xml:space="preserve">Name of Org: </w:t>
+      </w:r>
+      <w:r>
+        <w:t>FLTR National English Public Speaking Competition</w:t>
       </w:r>
       <w:r>
         <w:t xml:space="preserve"> </w:t>
       </w:r>
-      <w:r>
-        <w:t>For Academic Year 2024-2025</w:t>
+    </w:p>
+    <w:p>
+      <w:r>
+        <w:t>Issued Date (</w:t>
+      </w:r>
+      <w:r>
+        <w:t>MM/DD/YYYY</w:t>
+      </w:r>
+      <w:r>
+        <w:t>):</w:t>
+      </w:r>
+      <w:r>
+        <w:t xml:space="preserve"> 10/18/2023</w:t>
+      </w:r>
+    </w:p>
+    <w:p>
+      <w:r>
+        <w:t>Description: Awarded for excellent performance in English speaking competition.</w:t>
       </w:r>
     </w:p>
     <w:p/>
@@ -539,7 +1737,7 @@
         <w:t xml:space="preserve">Name: </w:t>
       </w:r>
       <w:r>
-        <w:t>College Excellent Student Activity Award</w:t>
+        <w:t>First Prize</w:t>
       </w:r>
     </w:p>
     <w:p>
@@ -547,7 +1745,7 @@
         <w:t xml:space="preserve">Name of Org: </w:t>
       </w:r>
       <w:r>
-        <w:t>Diligentia College, CUHK-Shenzhen</w:t>
+        <w:t>CUHK-Shenzhen College Entrance Scholarship</w:t>
       </w:r>
     </w:p>
     <w:p>
@@ -561,415 +1759,8 @@
         <w:t>):</w:t>
       </w:r>
       <w:r>
-        <w:t xml:space="preserve"> 08/10/2025</w:t>
-      </w:r>
-    </w:p>
-    <w:p>
-      <w:r>
-        <w:t xml:space="preserve">Description: Awarded for excellence in university-wide and college-level student leadership. </w:t>
-      </w:r>
-      <w:r>
-        <w:t>Among the 15 awardees out of 1200 College residents</w:t>
-      </w:r>
-    </w:p>
-    <w:p/>
-    <w:p>
-      <w:r>
-        <w:t xml:space="preserve">Name: </w:t>
-      </w:r>
-      <w:r>
-        <w:t>Excellent Student Coach Award</w:t>
-      </w:r>
-    </w:p>
-    <w:p>
-      <w:r>
-        <w:t xml:space="preserve">Name of Org: </w:t>
-      </w:r>
-      <w:r>
-        <w:t>Diligentia College, CUHK-Shenzhen</w:t>
-      </w:r>
-    </w:p>
-    <w:p>
-      <w:r>
-        <w:t>Issued Date (</w:t>
-      </w:r>
-      <w:r>
-        <w:t>MM/DD/YYYY</w:t>
-      </w:r>
-      <w:r>
-        <w:t>):</w:t>
-      </w:r>
-      <w:r>
-        <w:t xml:space="preserve"> 08/01/2025</w:t>
-      </w:r>
-    </w:p>
-    <w:p>
-      <w:r>
-        <w:t xml:space="preserve">Description: Awarded for excellence in </w:t>
-      </w:r>
-    </w:p>
-    <w:p/>
-    <w:p>
-      <w:r>
-        <w:t xml:space="preserve">Name: </w:t>
-      </w:r>
-      <w:r>
-        <w:t>Dean's List</w:t>
-      </w:r>
-    </w:p>
-    <w:p>
-      <w:r>
-        <w:t xml:space="preserve">Name of Org: </w:t>
-      </w:r>
-      <w:r>
-        <w:t>School of Humanities and Social Science, CUHK-Shenzhen</w:t>
-      </w:r>
-    </w:p>
-    <w:p>
-      <w:r>
-        <w:t>Issued Date (</w:t>
-      </w:r>
-      <w:r>
-        <w:t>MM/DD/YYYY</w:t>
-      </w:r>
-      <w:r>
-        <w:t>):</w:t>
-      </w:r>
-      <w:r>
-        <w:t xml:space="preserve"> 06/01/2025</w:t>
-      </w:r>
-    </w:p>
-    <w:p>
-      <w:r>
-        <w:t>Description: Awarded for academic excellence in AY24-25</w:t>
-      </w:r>
-    </w:p>
-    <w:p/>
-    <w:p>
-      <w:r>
-        <w:t xml:space="preserve">Name: </w:t>
-      </w:r>
-      <w:r>
-        <w:t>University Excellent Student Leader Award</w:t>
-      </w:r>
-    </w:p>
-    <w:p>
-      <w:r>
-        <w:t xml:space="preserve">Name of Org: </w:t>
-      </w:r>
-      <w:r>
-        <w:t>CUHK-Shenzhen</w:t>
-      </w:r>
-    </w:p>
-    <w:p>
-      <w:r>
-        <w:t>Issued Date (</w:t>
-      </w:r>
-      <w:r>
-        <w:t>MM/DD/YYYY</w:t>
-      </w:r>
-      <w:r>
-        <w:t>):</w:t>
-      </w:r>
-      <w:r>
-        <w:t xml:space="preserve"> 01/15/2025</w:t>
-      </w:r>
-    </w:p>
-    <w:p>
-      <w:r>
-        <w:lastRenderedPageBreak/>
-        <w:t xml:space="preserve">Description: Awarded for excellence in university-wide and college-level student leadership, including Student Union, Public Speaking Team, Student Coach, and more. </w:t>
-      </w:r>
-      <w:r>
-        <w:t>Among the 35 awardees from the 5000 university undergraduate students</w:t>
-      </w:r>
-      <w:r>
-        <w:t>.</w:t>
-      </w:r>
-    </w:p>
-    <w:p/>
-    <w:p>
-      <w:r>
-        <w:t xml:space="preserve">Name: </w:t>
-      </w:r>
-      <w:r>
-        <w:t>Academic Performance Scholarship - Class C</w:t>
-      </w:r>
-    </w:p>
-    <w:p>
-      <w:r>
-        <w:t xml:space="preserve">Name of Org: </w:t>
-      </w:r>
-      <w:r>
-        <w:t>CUHK-Shenzhen</w:t>
-      </w:r>
-    </w:p>
-    <w:p>
-      <w:r>
-        <w:t>Issued Date (</w:t>
-      </w:r>
-      <w:r>
-        <w:t>MM/DD/YYYY</w:t>
-      </w:r>
-      <w:r>
-        <w:t>):</w:t>
-      </w:r>
-      <w:r>
-        <w:t xml:space="preserve"> 01/15/202</w:t>
-      </w:r>
-      <w:r>
-        <w:t>5</w:t>
-      </w:r>
-    </w:p>
-    <w:p>
-      <w:r>
-        <w:t xml:space="preserve">Description: </w:t>
-      </w:r>
-      <w:r>
-        <w:t>Award for excellent academic performance - ranked #1 in the major and #3 in the entire School. For Academic Year 2023-2024.</w:t>
-      </w:r>
-    </w:p>
-    <w:p/>
-    <w:p>
-      <w:r>
-        <w:t xml:space="preserve">Name: </w:t>
-      </w:r>
-      <w:r>
-        <w:t xml:space="preserve">Semi-Finalist </w:t>
-      </w:r>
-      <w:r>
-        <w:t xml:space="preserve">and </w:t>
-      </w:r>
-      <w:r>
-        <w:t>Best Endeavor Prize</w:t>
-      </w:r>
-      <w:r>
-        <w:t xml:space="preserve"> (International Round)</w:t>
-      </w:r>
-    </w:p>
-    <w:p>
-      <w:r>
-        <w:t xml:space="preserve">Name of Org: </w:t>
-      </w:r>
-      <w:r>
-        <w:t>LAWASIA International Moot</w:t>
-      </w:r>
-    </w:p>
-    <w:p>
-      <w:r>
-        <w:t>Issued Date (</w:t>
-      </w:r>
-      <w:r>
-        <w:t>MM/DD/YYYY</w:t>
-      </w:r>
-      <w:r>
-        <w:t>):</w:t>
-      </w:r>
-      <w:r>
-        <w:t xml:space="preserve"> 10/18/2024</w:t>
-      </w:r>
-    </w:p>
-    <w:p>
-      <w:r>
-        <w:t xml:space="preserve">Description: </w:t>
-      </w:r>
-      <w:r>
-        <w:t>Advanced to the semi-final of the LAWASIA International Moot Competition, against all Bachelor of Law students from famous law schools in Asia (Singapore Management University, Chulalongkorn University, University of Malaya).</w:t>
-      </w:r>
-    </w:p>
-    <w:p/>
-    <w:p>
-      <w:r>
-        <w:t xml:space="preserve">Name: </w:t>
-      </w:r>
-      <w:r>
-        <w:t>Undergraduate Research Award</w:t>
-      </w:r>
-    </w:p>
-    <w:p>
-      <w:r>
-        <w:t xml:space="preserve">Name of Org: </w:t>
-      </w:r>
-      <w:r>
-        <w:t>CUHK-Shenzhen</w:t>
-      </w:r>
-    </w:p>
-    <w:p>
-      <w:r>
-        <w:t>Issued Date (</w:t>
-      </w:r>
-      <w:r>
-        <w:t>MM/DD/YYYY</w:t>
-      </w:r>
-      <w:r>
-        <w:t>):</w:t>
-      </w:r>
-      <w:r>
-        <w:t xml:space="preserve"> 09/01/2024</w:t>
-      </w:r>
-    </w:p>
-    <w:p>
-      <w:r>
-        <w:t xml:space="preserve">Description: </w:t>
-      </w:r>
-      <w:r>
-        <w:t>Sponsored research program with RMB1000 per month research funding that continues for three months.</w:t>
-      </w:r>
-    </w:p>
-    <w:p/>
-    <w:p>
-      <w:r>
-        <w:t xml:space="preserve">Name: </w:t>
-      </w:r>
-      <w:r>
-        <w:t>College Excellent Student Activity Award</w:t>
-      </w:r>
-    </w:p>
-    <w:p>
-      <w:r>
-        <w:t xml:space="preserve">Name of Org: </w:t>
-      </w:r>
-      <w:r>
-        <w:t>Diligentia College, CUHK-Shenzhen</w:t>
-      </w:r>
-    </w:p>
-    <w:p>
-      <w:r>
-        <w:t>Issued Date (</w:t>
-      </w:r>
-      <w:r>
-        <w:t>MM/DD/YYYY</w:t>
-      </w:r>
-      <w:r>
-        <w:t>):</w:t>
-      </w:r>
-      <w:r>
-        <w:t xml:space="preserve"> 08/14/2024</w:t>
-      </w:r>
-    </w:p>
-    <w:p>
-      <w:r>
-        <w:t xml:space="preserve">Description: Awarded for excellence in university-wide and college-level student leadership. </w:t>
-      </w:r>
-      <w:r>
-        <w:t>Among the 15 awardees out of 1200 College residents</w:t>
-      </w:r>
-      <w:r>
-        <w:t>.</w:t>
-      </w:r>
-    </w:p>
-    <w:p/>
-    <w:p>
-      <w:r>
-        <w:t xml:space="preserve">Name: </w:t>
-      </w:r>
-      <w:r>
-        <w:t>Dean's List</w:t>
-      </w:r>
-    </w:p>
-    <w:p>
-      <w:r>
-        <w:t xml:space="preserve">Name of Org: </w:t>
-      </w:r>
-      <w:r>
-        <w:t>School of Humanities and Social Science, CUHK-Shenzhen</w:t>
-      </w:r>
-    </w:p>
-    <w:p>
-      <w:r>
-        <w:lastRenderedPageBreak/>
-        <w:t>Issued Date (</w:t>
-      </w:r>
-      <w:r>
-        <w:t>MM/DD/YYYY</w:t>
-      </w:r>
-      <w:r>
-        <w:t>):</w:t>
-      </w:r>
-      <w:r>
-        <w:t xml:space="preserve"> 06/01/2024</w:t>
-      </w:r>
-    </w:p>
-    <w:p>
-      <w:r>
-        <w:t>Description: Awarded for academic excellence in AY23-24</w:t>
-      </w:r>
-    </w:p>
-    <w:p/>
-    <w:p>
-      <w:r>
-        <w:t xml:space="preserve">Name: </w:t>
-      </w:r>
-      <w:r>
-        <w:t>Bronze Medal</w:t>
-      </w:r>
-      <w:r>
-        <w:t>ist</w:t>
-      </w:r>
-      <w:r>
-        <w:t xml:space="preserve"> (Guangdong Provincial Round)</w:t>
-      </w:r>
-    </w:p>
-    <w:p>
-      <w:r>
-        <w:t xml:space="preserve">Name of Org: </w:t>
-      </w:r>
-      <w:r>
-        <w:t>FLTR National English Public Speaking Competition</w:t>
-      </w:r>
-      <w:r>
         <w:t xml:space="preserve"> </w:t>
       </w:r>
-    </w:p>
-    <w:p>
-      <w:r>
-        <w:t>Issued Date (</w:t>
-      </w:r>
-      <w:r>
-        <w:t>MM/DD/YYYY</w:t>
-      </w:r>
-      <w:r>
-        <w:t>):</w:t>
-      </w:r>
-      <w:r>
-        <w:t xml:space="preserve"> 10/18/2023</w:t>
-      </w:r>
-    </w:p>
-    <w:p>
-      <w:r>
-        <w:t>Description: Awarded for excellent performance in English speaking competition.</w:t>
-      </w:r>
-    </w:p>
-    <w:p/>
-    <w:p>
-      <w:r>
-        <w:t xml:space="preserve">Name: </w:t>
-      </w:r>
-      <w:r>
-        <w:t>First Prize</w:t>
-      </w:r>
-    </w:p>
-    <w:p>
-      <w:r>
-        <w:t xml:space="preserve">Name of Org: </w:t>
-      </w:r>
-      <w:r>
-        <w:t>CUHK-Shenzhen College Entrance Scholarship</w:t>
-      </w:r>
-    </w:p>
-    <w:p>
-      <w:r>
-        <w:t>Issued Date (</w:t>
-      </w:r>
-      <w:r>
-        <w:t>MM/DD/YYYY</w:t>
-      </w:r>
-      <w:r>
-        <w:t>):</w:t>
-      </w:r>
-      <w:r>
-        <w:t xml:space="preserve"> </w:t>
-      </w:r>
       <w:r>
         <w:t>09/01/2023</w:t>
       </w:r>
@@ -987,6 +1778,12 @@
     </w:p>
     <w:p/>
     <w:sectPr>
+      <w:headerReference w:type="even" r:id="rId9"/>
+      <w:headerReference w:type="default" r:id="rId10"/>
+      <w:footerReference w:type="even" r:id="rId11"/>
+      <w:footerReference w:type="default" r:id="rId12"/>
+      <w:headerReference w:type="first" r:id="rId13"/>
+      <w:footerReference w:type="first" r:id="rId14"/>
       <w:pgSz w:w="12240" w:h="15840"/>
       <w:pgMar w:top="1440" w:right="1440" w:bottom="1440" w:left="1440" w:header="720" w:footer="720" w:gutter="0"/>
       <w:cols w:space="720"/>
@@ -994,6 +1791,116 @@
     </w:sectPr>
   </w:body>
 </w:document>
+</file>
+
+<file path=word/endnotes.xml><?xml version="1.0" encoding="utf-8"?>
+<w:endnotes xmlns:wpc="http://schemas.microsoft.com/office/word/2010/wordprocessingCanvas" xmlns:cx="http://schemas.microsoft.com/office/drawing/2014/chartex" xmlns:cx1="http://schemas.microsoft.com/office/drawing/2015/9/8/chartex" xmlns:cx2="http://schemas.microsoft.com/office/drawing/2015/10/21/chartex" xmlns:cx3="http://schemas.microsoft.com/office/drawing/2016/5/9/chartex" xmlns:cx4="http://schemas.microsoft.com/office/drawing/2016/5/10/chartex" xmlns:cx5="http://schemas.microsoft.com/office/drawing/2016/5/11/chartex" xmlns:cx6="http://schemas.microsoft.com/office/drawing/2016/5/12/chartex" xmlns:cx7="http://schemas.microsoft.com/office/drawing/2016/5/13/chartex" xmlns:cx8="http://schemas.microsoft.com/office/drawing/2016/5/14/chartex" xmlns:mc="http://schemas.openxmlformats.org/markup-compatibility/2006" xmlns:aink="http://schemas.microsoft.com/office/drawing/2016/ink" xmlns:am3d="http://schemas.microsoft.com/office/drawing/2017/model3d" xmlns:o="urn:schemas-microsoft-com:office:office" xmlns:oel="http://schemas.microsoft.com/office/2019/extlst" xmlns:r="http://schemas.openxmlformats.org/officeDocument/2006/relationships" xmlns:m="http://schemas.openxmlformats.org/officeDocument/2006/math" xmlns:v="urn:schemas-microsoft-com:vml" xmlns:wp14="http://schemas.microsoft.com/office/word/2010/wordprocessingDrawing" xmlns:wp="http://schemas.openxmlformats.org/drawingml/2006/wordprocessingDrawing" xmlns:w10="urn:schemas-microsoft-com:office:word" xmlns:w="http://schemas.openxmlformats.org/wordprocessingml/2006/main" xmlns:w14="http://schemas.microsoft.com/office/word/2010/wordml" xmlns:w15="http://schemas.microsoft.com/office/word/2012/wordml" xmlns:w16cex="http://schemas.microsoft.com/office/word/2018/wordml/cex" xmlns:w16cid="http://schemas.microsoft.com/office/word/2016/wordml/cid" xmlns:w16="http://schemas.microsoft.com/office/word/2018/wordml" xmlns:w16du="http://schemas.microsoft.com/office/word/2023/wordml/word16du" xmlns:w16sdtdh="http://schemas.microsoft.com/office/word/2020/wordml/sdtdatahash" xmlns:w16se="http://schemas.microsoft.com/office/word/2015/wordml/symex" xmlns:wpg="http://schemas.microsoft.com/office/word/2010/wordprocessingGroup" xmlns:wpi="http://schemas.microsoft.com/office/word/2010/wordprocessingInk" xmlns:wne="http://schemas.microsoft.com/office/word/2006/wordml" xmlns:wps="http://schemas.microsoft.com/office/word/2010/wordprocessingShape" mc:Ignorable="w14 w15 w16se w16cid w16 w16cex w16sdtdh w16du wp14">
+  <w:endnote w:type="separator" w:id="-1">
+    <w:p>
+      <w:pPr>
+        <w:spacing w:line="240" w:lineRule="auto"/>
+      </w:pPr>
+      <w:r>
+        <w:separator/>
+      </w:r>
+    </w:p>
+  </w:endnote>
+  <w:endnote w:type="continuationSeparator" w:id="0">
+    <w:p>
+      <w:pPr>
+        <w:spacing w:line="240" w:lineRule="auto"/>
+      </w:pPr>
+      <w:r>
+        <w:continuationSeparator/>
+      </w:r>
+    </w:p>
+  </w:endnote>
+</w:endnotes>
+</file>
+
+<file path=word/footer1.xml><?xml version="1.0" encoding="utf-8"?>
+<w:ftr xmlns:wpc="http://schemas.microsoft.com/office/word/2010/wordprocessingCanvas" xmlns:cx="http://schemas.microsoft.com/office/drawing/2014/chartex" xmlns:cx1="http://schemas.microsoft.com/office/drawing/2015/9/8/chartex" xmlns:cx2="http://schemas.microsoft.com/office/drawing/2015/10/21/chartex" xmlns:cx3="http://schemas.microsoft.com/office/drawing/2016/5/9/chartex" xmlns:cx4="http://schemas.microsoft.com/office/drawing/2016/5/10/chartex" xmlns:cx5="http://schemas.microsoft.com/office/drawing/2016/5/11/chartex" xmlns:cx6="http://schemas.microsoft.com/office/drawing/2016/5/12/chartex" xmlns:cx7="http://schemas.microsoft.com/office/drawing/2016/5/13/chartex" xmlns:cx8="http://schemas.microsoft.com/office/drawing/2016/5/14/chartex" xmlns:mc="http://schemas.openxmlformats.org/markup-compatibility/2006" xmlns:aink="http://schemas.microsoft.com/office/drawing/2016/ink" xmlns:am3d="http://schemas.microsoft.com/office/drawing/2017/model3d" xmlns:o="urn:schemas-microsoft-com:office:office" xmlns:oel="http://schemas.microsoft.com/office/2019/extlst" xmlns:r="http://schemas.openxmlformats.org/officeDocument/2006/relationships" xmlns:m="http://schemas.openxmlformats.org/officeDocument/2006/math" xmlns:v="urn:schemas-microsoft-com:vml" xmlns:wp14="http://schemas.microsoft.com/office/word/2010/wordprocessingDrawing" xmlns:wp="http://schemas.openxmlformats.org/drawingml/2006/wordprocessingDrawing" xmlns:w10="urn:schemas-microsoft-com:office:word" xmlns:w="http://schemas.openxmlformats.org/wordprocessingml/2006/main" xmlns:w14="http://schemas.microsoft.com/office/word/2010/wordml" xmlns:w15="http://schemas.microsoft.com/office/word/2012/wordml" xmlns:w16cex="http://schemas.microsoft.com/office/word/2018/wordml/cex" xmlns:w16cid="http://schemas.microsoft.com/office/word/2016/wordml/cid" xmlns:w16="http://schemas.microsoft.com/office/word/2018/wordml" xmlns:w16du="http://schemas.microsoft.com/office/word/2023/wordml/word16du" xmlns:w16sdtdh="http://schemas.microsoft.com/office/word/2020/wordml/sdtdatahash" xmlns:w16se="http://schemas.microsoft.com/office/word/2015/wordml/symex" xmlns:wpg="http://schemas.microsoft.com/office/word/2010/wordprocessingGroup" xmlns:wpi="http://schemas.microsoft.com/office/word/2010/wordprocessingInk" xmlns:wne="http://schemas.microsoft.com/office/word/2006/wordml" xmlns:wps="http://schemas.microsoft.com/office/word/2010/wordprocessingShape" mc:Ignorable="w14 w15 w16se w16cid w16 w16cex w16sdtdh w16du wp14">
+  <w:p>
+    <w:pPr>
+      <w:pStyle w:val="Footer"/>
+    </w:pPr>
+  </w:p>
+</w:ftr>
+</file>
+
+<file path=word/footer2.xml><?xml version="1.0" encoding="utf-8"?>
+<w:ftr xmlns:wpc="http://schemas.microsoft.com/office/word/2010/wordprocessingCanvas" xmlns:cx="http://schemas.microsoft.com/office/drawing/2014/chartex" xmlns:cx1="http://schemas.microsoft.com/office/drawing/2015/9/8/chartex" xmlns:cx2="http://schemas.microsoft.com/office/drawing/2015/10/21/chartex" xmlns:cx3="http://schemas.microsoft.com/office/drawing/2016/5/9/chartex" xmlns:cx4="http://schemas.microsoft.com/office/drawing/2016/5/10/chartex" xmlns:cx5="http://schemas.microsoft.com/office/drawing/2016/5/11/chartex" xmlns:cx6="http://schemas.microsoft.com/office/drawing/2016/5/12/chartex" xmlns:cx7="http://schemas.microsoft.com/office/drawing/2016/5/13/chartex" xmlns:cx8="http://schemas.microsoft.com/office/drawing/2016/5/14/chartex" xmlns:mc="http://schemas.openxmlformats.org/markup-compatibility/2006" xmlns:aink="http://schemas.microsoft.com/office/drawing/2016/ink" xmlns:am3d="http://schemas.microsoft.com/office/drawing/2017/model3d" xmlns:o="urn:schemas-microsoft-com:office:office" xmlns:oel="http://schemas.microsoft.com/office/2019/extlst" xmlns:r="http://schemas.openxmlformats.org/officeDocument/2006/relationships" xmlns:m="http://schemas.openxmlformats.org/officeDocument/2006/math" xmlns:v="urn:schemas-microsoft-com:vml" xmlns:wp14="http://schemas.microsoft.com/office/word/2010/wordprocessingDrawing" xmlns:wp="http://schemas.openxmlformats.org/drawingml/2006/wordprocessingDrawing" xmlns:w10="urn:schemas-microsoft-com:office:word" xmlns:w="http://schemas.openxmlformats.org/wordprocessingml/2006/main" xmlns:w14="http://schemas.microsoft.com/office/word/2010/wordml" xmlns:w15="http://schemas.microsoft.com/office/word/2012/wordml" xmlns:w16cex="http://schemas.microsoft.com/office/word/2018/wordml/cex" xmlns:w16cid="http://schemas.microsoft.com/office/word/2016/wordml/cid" xmlns:w16="http://schemas.microsoft.com/office/word/2018/wordml" xmlns:w16du="http://schemas.microsoft.com/office/word/2023/wordml/word16du" xmlns:w16sdtdh="http://schemas.microsoft.com/office/word/2020/wordml/sdtdatahash" xmlns:w16se="http://schemas.microsoft.com/office/word/2015/wordml/symex" xmlns:wpg="http://schemas.microsoft.com/office/word/2010/wordprocessingGroup" xmlns:wpi="http://schemas.microsoft.com/office/word/2010/wordprocessingInk" xmlns:wne="http://schemas.microsoft.com/office/word/2006/wordml" xmlns:wps="http://schemas.microsoft.com/office/word/2010/wordprocessingShape" mc:Ignorable="w14 w15 w16se w16cid w16 w16cex w16sdtdh w16du wp14">
+  <w:p>
+    <w:pPr>
+      <w:pStyle w:val="Footer"/>
+    </w:pPr>
+  </w:p>
+</w:ftr>
+</file>
+
+<file path=word/footer3.xml><?xml version="1.0" encoding="utf-8"?>
+<w:ftr xmlns:wpc="http://schemas.microsoft.com/office/word/2010/wordprocessingCanvas" xmlns:cx="http://schemas.microsoft.com/office/drawing/2014/chartex" xmlns:cx1="http://schemas.microsoft.com/office/drawing/2015/9/8/chartex" xmlns:cx2="http://schemas.microsoft.com/office/drawing/2015/10/21/chartex" xmlns:cx3="http://schemas.microsoft.com/office/drawing/2016/5/9/chartex" xmlns:cx4="http://schemas.microsoft.com/office/drawing/2016/5/10/chartex" xmlns:cx5="http://schemas.microsoft.com/office/drawing/2016/5/11/chartex" xmlns:cx6="http://schemas.microsoft.com/office/drawing/2016/5/12/chartex" xmlns:cx7="http://schemas.microsoft.com/office/drawing/2016/5/13/chartex" xmlns:cx8="http://schemas.microsoft.com/office/drawing/2016/5/14/chartex" xmlns:mc="http://schemas.openxmlformats.org/markup-compatibility/2006" xmlns:aink="http://schemas.microsoft.com/office/drawing/2016/ink" xmlns:am3d="http://schemas.microsoft.com/office/drawing/2017/model3d" xmlns:o="urn:schemas-microsoft-com:office:office" xmlns:oel="http://schemas.microsoft.com/office/2019/extlst" xmlns:r="http://schemas.openxmlformats.org/officeDocument/2006/relationships" xmlns:m="http://schemas.openxmlformats.org/officeDocument/2006/math" xmlns:v="urn:schemas-microsoft-com:vml" xmlns:wp14="http://schemas.microsoft.com/office/word/2010/wordprocessingDrawing" xmlns:wp="http://schemas.openxmlformats.org/drawingml/2006/wordprocessingDrawing" xmlns:w10="urn:schemas-microsoft-com:office:word" xmlns:w="http://schemas.openxmlformats.org/wordprocessingml/2006/main" xmlns:w14="http://schemas.microsoft.com/office/word/2010/wordml" xmlns:w15="http://schemas.microsoft.com/office/word/2012/wordml" xmlns:w16cex="http://schemas.microsoft.com/office/word/2018/wordml/cex" xmlns:w16cid="http://schemas.microsoft.com/office/word/2016/wordml/cid" xmlns:w16="http://schemas.microsoft.com/office/word/2018/wordml" xmlns:w16du="http://schemas.microsoft.com/office/word/2023/wordml/word16du" xmlns:w16sdtdh="http://schemas.microsoft.com/office/word/2020/wordml/sdtdatahash" xmlns:w16se="http://schemas.microsoft.com/office/word/2015/wordml/symex" xmlns:wpg="http://schemas.microsoft.com/office/word/2010/wordprocessingGroup" xmlns:wpi="http://schemas.microsoft.com/office/word/2010/wordprocessingInk" xmlns:wne="http://schemas.microsoft.com/office/word/2006/wordml" xmlns:wps="http://schemas.microsoft.com/office/word/2010/wordprocessingShape" mc:Ignorable="w14 w15 w16se w16cid w16 w16cex w16sdtdh w16du wp14">
+  <w:p>
+    <w:pPr>
+      <w:pStyle w:val="Footer"/>
+    </w:pPr>
+  </w:p>
+</w:ftr>
+</file>
+
+<file path=word/footnotes.xml><?xml version="1.0" encoding="utf-8"?>
+<w:footnotes xmlns:wpc="http://schemas.microsoft.com/office/word/2010/wordprocessingCanvas" xmlns:cx="http://schemas.microsoft.com/office/drawing/2014/chartex" xmlns:cx1="http://schemas.microsoft.com/office/drawing/2015/9/8/chartex" xmlns:cx2="http://schemas.microsoft.com/office/drawing/2015/10/21/chartex" xmlns:cx3="http://schemas.microsoft.com/office/drawing/2016/5/9/chartex" xmlns:cx4="http://schemas.microsoft.com/office/drawing/2016/5/10/chartex" xmlns:cx5="http://schemas.microsoft.com/office/drawing/2016/5/11/chartex" xmlns:cx6="http://schemas.microsoft.com/office/drawing/2016/5/12/chartex" xmlns:cx7="http://schemas.microsoft.com/office/drawing/2016/5/13/chartex" xmlns:cx8="http://schemas.microsoft.com/office/drawing/2016/5/14/chartex" xmlns:mc="http://schemas.openxmlformats.org/markup-compatibility/2006" xmlns:aink="http://schemas.microsoft.com/office/drawing/2016/ink" xmlns:am3d="http://schemas.microsoft.com/office/drawing/2017/model3d" xmlns:o="urn:schemas-microsoft-com:office:office" xmlns:oel="http://schemas.microsoft.com/office/2019/extlst" xmlns:r="http://schemas.openxmlformats.org/officeDocument/2006/relationships" xmlns:m="http://schemas.openxmlformats.org/officeDocument/2006/math" xmlns:v="urn:schemas-microsoft-com:vml" xmlns:wp14="http://schemas.microsoft.com/office/word/2010/wordprocessingDrawing" xmlns:wp="http://schemas.openxmlformats.org/drawingml/2006/wordprocessingDrawing" xmlns:w10="urn:schemas-microsoft-com:office:word" xmlns:w="http://schemas.openxmlformats.org/wordprocessingml/2006/main" xmlns:w14="http://schemas.microsoft.com/office/word/2010/wordml" xmlns:w15="http://schemas.microsoft.com/office/word/2012/wordml" xmlns:w16cex="http://schemas.microsoft.com/office/word/2018/wordml/cex" xmlns:w16cid="http://schemas.microsoft.com/office/word/2016/wordml/cid" xmlns:w16="http://schemas.microsoft.com/office/word/2018/wordml" xmlns:w16du="http://schemas.microsoft.com/office/word/2023/wordml/word16du" xmlns:w16sdtdh="http://schemas.microsoft.com/office/word/2020/wordml/sdtdatahash" xmlns:w16se="http://schemas.microsoft.com/office/word/2015/wordml/symex" xmlns:wpg="http://schemas.microsoft.com/office/word/2010/wordprocessingGroup" xmlns:wpi="http://schemas.microsoft.com/office/word/2010/wordprocessingInk" xmlns:wne="http://schemas.microsoft.com/office/word/2006/wordml" xmlns:wps="http://schemas.microsoft.com/office/word/2010/wordprocessingShape" mc:Ignorable="w14 w15 w16se w16cid w16 w16cex w16sdtdh w16du wp14">
+  <w:footnote w:type="separator" w:id="-1">
+    <w:p>
+      <w:pPr>
+        <w:spacing w:line="240" w:lineRule="auto"/>
+      </w:pPr>
+      <w:r>
+        <w:separator/>
+      </w:r>
+    </w:p>
+  </w:footnote>
+  <w:footnote w:type="continuationSeparator" w:id="0">
+    <w:p>
+      <w:pPr>
+        <w:spacing w:line="240" w:lineRule="auto"/>
+      </w:pPr>
+      <w:r>
+        <w:continuationSeparator/>
+      </w:r>
+    </w:p>
+  </w:footnote>
+</w:footnotes>
+</file>
+
+<file path=word/header1.xml><?xml version="1.0" encoding="utf-8"?>
+<w:hdr xmlns:wpc="http://schemas.microsoft.com/office/word/2010/wordprocessingCanvas" xmlns:cx="http://schemas.microsoft.com/office/drawing/2014/chartex" xmlns:cx1="http://schemas.microsoft.com/office/drawing/2015/9/8/chartex" xmlns:cx2="http://schemas.microsoft.com/office/drawing/2015/10/21/chartex" xmlns:cx3="http://schemas.microsoft.com/office/drawing/2016/5/9/chartex" xmlns:cx4="http://schemas.microsoft.com/office/drawing/2016/5/10/chartex" xmlns:cx5="http://schemas.microsoft.com/office/drawing/2016/5/11/chartex" xmlns:cx6="http://schemas.microsoft.com/office/drawing/2016/5/12/chartex" xmlns:cx7="http://schemas.microsoft.com/office/drawing/2016/5/13/chartex" xmlns:cx8="http://schemas.microsoft.com/office/drawing/2016/5/14/chartex" xmlns:mc="http://schemas.openxmlformats.org/markup-compatibility/2006" xmlns:aink="http://schemas.microsoft.com/office/drawing/2016/ink" xmlns:am3d="http://schemas.microsoft.com/office/drawing/2017/model3d" xmlns:o="urn:schemas-microsoft-com:office:office" xmlns:oel="http://schemas.microsoft.com/office/2019/extlst" xmlns:r="http://schemas.openxmlformats.org/officeDocument/2006/relationships" xmlns:m="http://schemas.openxmlformats.org/officeDocument/2006/math" xmlns:v="urn:schemas-microsoft-com:vml" xmlns:wp14="http://schemas.microsoft.com/office/word/2010/wordprocessingDrawing" xmlns:wp="http://schemas.openxmlformats.org/drawingml/2006/wordprocessingDrawing" xmlns:w10="urn:schemas-microsoft-com:office:word" xmlns:w="http://schemas.openxmlformats.org/wordprocessingml/2006/main" xmlns:w14="http://schemas.microsoft.com/office/word/2010/wordml" xmlns:w15="http://schemas.microsoft.com/office/word/2012/wordml" xmlns:w16cex="http://schemas.microsoft.com/office/word/2018/wordml/cex" xmlns:w16cid="http://schemas.microsoft.com/office/word/2016/wordml/cid" xmlns:w16="http://schemas.microsoft.com/office/word/2018/wordml" xmlns:w16du="http://schemas.microsoft.com/office/word/2023/wordml/word16du" xmlns:w16sdtdh="http://schemas.microsoft.com/office/word/2020/wordml/sdtdatahash" xmlns:w16se="http://schemas.microsoft.com/office/word/2015/wordml/symex" xmlns:wpg="http://schemas.microsoft.com/office/word/2010/wordprocessingGroup" xmlns:wpi="http://schemas.microsoft.com/office/word/2010/wordprocessingInk" xmlns:wne="http://schemas.microsoft.com/office/word/2006/wordml" xmlns:wps="http://schemas.microsoft.com/office/word/2010/wordprocessingShape" mc:Ignorable="w14 w15 w16se w16cid w16 w16cex w16sdtdh w16du wp14">
+  <w:p>
+    <w:pPr>
+      <w:pStyle w:val="Header"/>
+    </w:pPr>
+  </w:p>
+</w:hdr>
+</file>
+
+<file path=word/header2.xml><?xml version="1.0" encoding="utf-8"?>
+<w:hdr xmlns:wpc="http://schemas.microsoft.com/office/word/2010/wordprocessingCanvas" xmlns:cx="http://schemas.microsoft.com/office/drawing/2014/chartex" xmlns:cx1="http://schemas.microsoft.com/office/drawing/2015/9/8/chartex" xmlns:cx2="http://schemas.microsoft.com/office/drawing/2015/10/21/chartex" xmlns:cx3="http://schemas.microsoft.com/office/drawing/2016/5/9/chartex" xmlns:cx4="http://schemas.microsoft.com/office/drawing/2016/5/10/chartex" xmlns:cx5="http://schemas.microsoft.com/office/drawing/2016/5/11/chartex" xmlns:cx6="http://schemas.microsoft.com/office/drawing/2016/5/12/chartex" xmlns:cx7="http://schemas.microsoft.com/office/drawing/2016/5/13/chartex" xmlns:cx8="http://schemas.microsoft.com/office/drawing/2016/5/14/chartex" xmlns:mc="http://schemas.openxmlformats.org/markup-compatibility/2006" xmlns:aink="http://schemas.microsoft.com/office/drawing/2016/ink" xmlns:am3d="http://schemas.microsoft.com/office/drawing/2017/model3d" xmlns:o="urn:schemas-microsoft-com:office:office" xmlns:oel="http://schemas.microsoft.com/office/2019/extlst" xmlns:r="http://schemas.openxmlformats.org/officeDocument/2006/relationships" xmlns:m="http://schemas.openxmlformats.org/officeDocument/2006/math" xmlns:v="urn:schemas-microsoft-com:vml" xmlns:wp14="http://schemas.microsoft.com/office/word/2010/wordprocessingDrawing" xmlns:wp="http://schemas.openxmlformats.org/drawingml/2006/wordprocessingDrawing" xmlns:w10="urn:schemas-microsoft-com:office:word" xmlns:w="http://schemas.openxmlformats.org/wordprocessingml/2006/main" xmlns:w14="http://schemas.microsoft.com/office/word/2010/wordml" xmlns:w15="http://schemas.microsoft.com/office/word/2012/wordml" xmlns:w16cex="http://schemas.microsoft.com/office/word/2018/wordml/cex" xmlns:w16cid="http://schemas.microsoft.com/office/word/2016/wordml/cid" xmlns:w16="http://schemas.microsoft.com/office/word/2018/wordml" xmlns:w16du="http://schemas.microsoft.com/office/word/2023/wordml/word16du" xmlns:w16sdtdh="http://schemas.microsoft.com/office/word/2020/wordml/sdtdatahash" xmlns:w16se="http://schemas.microsoft.com/office/word/2015/wordml/symex" xmlns:wpg="http://schemas.microsoft.com/office/word/2010/wordprocessingGroup" xmlns:wpi="http://schemas.microsoft.com/office/word/2010/wordprocessingInk" xmlns:wne="http://schemas.microsoft.com/office/word/2006/wordml" xmlns:wps="http://schemas.microsoft.com/office/word/2010/wordprocessingShape" mc:Ignorable="w14 w15 w16se w16cid w16 w16cex w16sdtdh w16du wp14">
+  <w:p>
+    <w:pPr>
+      <w:pStyle w:val="Header"/>
+    </w:pPr>
+  </w:p>
+</w:hdr>
+</file>
+
+<file path=word/header3.xml><?xml version="1.0" encoding="utf-8"?>
+<w:hdr xmlns:wpc="http://schemas.microsoft.com/office/word/2010/wordprocessingCanvas" xmlns:cx="http://schemas.microsoft.com/office/drawing/2014/chartex" xmlns:cx1="http://schemas.microsoft.com/office/drawing/2015/9/8/chartex" xmlns:cx2="http://schemas.microsoft.com/office/drawing/2015/10/21/chartex" xmlns:cx3="http://schemas.microsoft.com/office/drawing/2016/5/9/chartex" xmlns:cx4="http://schemas.microsoft.com/office/drawing/2016/5/10/chartex" xmlns:cx5="http://schemas.microsoft.com/office/drawing/2016/5/11/chartex" xmlns:cx6="http://schemas.microsoft.com/office/drawing/2016/5/12/chartex" xmlns:cx7="http://schemas.microsoft.com/office/drawing/2016/5/13/chartex" xmlns:cx8="http://schemas.microsoft.com/office/drawing/2016/5/14/chartex" xmlns:mc="http://schemas.openxmlformats.org/markup-compatibility/2006" xmlns:aink="http://schemas.microsoft.com/office/drawing/2016/ink" xmlns:am3d="http://schemas.microsoft.com/office/drawing/2017/model3d" xmlns:o="urn:schemas-microsoft-com:office:office" xmlns:oel="http://schemas.microsoft.com/office/2019/extlst" xmlns:r="http://schemas.openxmlformats.org/officeDocument/2006/relationships" xmlns:m="http://schemas.openxmlformats.org/officeDocument/2006/math" xmlns:v="urn:schemas-microsoft-com:vml" xmlns:wp14="http://schemas.microsoft.com/office/word/2010/wordprocessingDrawing" xmlns:wp="http://schemas.openxmlformats.org/drawingml/2006/wordprocessingDrawing" xmlns:w10="urn:schemas-microsoft-com:office:word" xmlns:w="http://schemas.openxmlformats.org/wordprocessingml/2006/main" xmlns:w14="http://schemas.microsoft.com/office/word/2010/wordml" xmlns:w15="http://schemas.microsoft.com/office/word/2012/wordml" xmlns:w16cex="http://schemas.microsoft.com/office/word/2018/wordml/cex" xmlns:w16cid="http://schemas.microsoft.com/office/word/2016/wordml/cid" xmlns:w16="http://schemas.microsoft.com/office/word/2018/wordml" xmlns:w16du="http://schemas.microsoft.com/office/word/2023/wordml/word16du" xmlns:w16sdtdh="http://schemas.microsoft.com/office/word/2020/wordml/sdtdatahash" xmlns:w16se="http://schemas.microsoft.com/office/word/2015/wordml/symex" xmlns:wpg="http://schemas.microsoft.com/office/word/2010/wordprocessingGroup" xmlns:wpi="http://schemas.microsoft.com/office/word/2010/wordprocessingInk" xmlns:wne="http://schemas.microsoft.com/office/word/2006/wordml" xmlns:wps="http://schemas.microsoft.com/office/word/2010/wordprocessingShape" mc:Ignorable="w14 w15 w16se w16cid w16 w16cex w16sdtdh w16du wp14">
+  <w:p>
+    <w:pPr>
+      <w:pStyle w:val="Header"/>
+    </w:pPr>
+  </w:p>
+</w:hdr>
 </file>
 
 <file path=word/numbering.xml><?xml version="1.0" encoding="utf-8"?>
@@ -1535,7 +2442,7 @@
     </w:pPr>
     <w:rPr>
       <w:rFonts w:asciiTheme="majorHAnsi" w:eastAsiaTheme="majorEastAsia" w:hAnsiTheme="majorHAnsi" w:cstheme="majorBidi"/>
-      <w:color w:val="2F5496" w:themeColor="accent1" w:themeShade="BF"/>
+      <w:color w:val="365F91" w:themeColor="accent1" w:themeShade="BF"/>
       <w:sz w:val="40"/>
       <w:szCs w:val="40"/>
     </w:rPr>
@@ -1558,7 +2465,7 @@
     </w:pPr>
     <w:rPr>
       <w:rFonts w:asciiTheme="majorHAnsi" w:eastAsiaTheme="majorEastAsia" w:hAnsiTheme="majorHAnsi" w:cstheme="majorBidi"/>
-      <w:color w:val="2F5496" w:themeColor="accent1" w:themeShade="BF"/>
+      <w:color w:val="365F91" w:themeColor="accent1" w:themeShade="BF"/>
       <w:sz w:val="32"/>
       <w:szCs w:val="32"/>
     </w:rPr>
@@ -1581,7 +2488,7 @@
     </w:pPr>
     <w:rPr>
       <w:rFonts w:asciiTheme="minorHAnsi" w:eastAsiaTheme="majorEastAsia" w:hAnsiTheme="minorHAnsi" w:cstheme="majorBidi"/>
-      <w:color w:val="2F5496" w:themeColor="accent1" w:themeShade="BF"/>
+      <w:color w:val="365F91" w:themeColor="accent1" w:themeShade="BF"/>
       <w:sz w:val="28"/>
       <w:szCs w:val="28"/>
     </w:rPr>
@@ -1606,7 +2513,7 @@
       <w:rFonts w:asciiTheme="minorHAnsi" w:eastAsiaTheme="majorEastAsia" w:hAnsiTheme="minorHAnsi" w:cstheme="majorBidi"/>
       <w:i/>
       <w:iCs/>
-      <w:color w:val="2F5496" w:themeColor="accent1" w:themeShade="BF"/>
+      <w:color w:val="365F91" w:themeColor="accent1" w:themeShade="BF"/>
     </w:rPr>
   </w:style>
   <w:style w:type="paragraph" w:styleId="Heading5">
@@ -1627,7 +2534,7 @@
     </w:pPr>
     <w:rPr>
       <w:rFonts w:asciiTheme="minorHAnsi" w:eastAsiaTheme="majorEastAsia" w:hAnsiTheme="minorHAnsi" w:cstheme="majorBidi"/>
-      <w:color w:val="2F5496" w:themeColor="accent1" w:themeShade="BF"/>
+      <w:color w:val="365F91" w:themeColor="accent1" w:themeShade="BF"/>
     </w:rPr>
   </w:style>
   <w:style w:type="paragraph" w:styleId="Heading6">
@@ -1719,7 +2626,6 @@
   <w:style w:type="character" w:default="1" w:styleId="DefaultParagraphFont">
     <w:name w:val="Default Paragraph Font"/>
     <w:uiPriority w:val="1"/>
-    <w:semiHidden/>
     <w:unhideWhenUsed/>
   </w:style>
   <w:style w:type="table" w:default="1" w:styleId="TableNormal">
@@ -1751,7 +2657,7 @@
     <w:rsid w:val="00E70AF2"/>
     <w:rPr>
       <w:rFonts w:asciiTheme="majorHAnsi" w:eastAsiaTheme="majorEastAsia" w:hAnsiTheme="majorHAnsi" w:cstheme="majorBidi"/>
-      <w:color w:val="2F5496" w:themeColor="accent1" w:themeShade="BF"/>
+      <w:color w:val="365F91" w:themeColor="accent1" w:themeShade="BF"/>
       <w:sz w:val="40"/>
       <w:szCs w:val="40"/>
     </w:rPr>
@@ -1765,7 +2671,7 @@
     <w:rsid w:val="00E70AF2"/>
     <w:rPr>
       <w:rFonts w:asciiTheme="majorHAnsi" w:eastAsiaTheme="majorEastAsia" w:hAnsiTheme="majorHAnsi" w:cstheme="majorBidi"/>
-      <w:color w:val="2F5496" w:themeColor="accent1" w:themeShade="BF"/>
+      <w:color w:val="365F91" w:themeColor="accent1" w:themeShade="BF"/>
       <w:sz w:val="32"/>
       <w:szCs w:val="32"/>
     </w:rPr>
@@ -1779,7 +2685,7 @@
     <w:rsid w:val="00E70AF2"/>
     <w:rPr>
       <w:rFonts w:asciiTheme="minorHAnsi" w:eastAsiaTheme="majorEastAsia" w:hAnsiTheme="minorHAnsi" w:cstheme="majorBidi"/>
-      <w:color w:val="2F5496" w:themeColor="accent1" w:themeShade="BF"/>
+      <w:color w:val="365F91" w:themeColor="accent1" w:themeShade="BF"/>
       <w:sz w:val="28"/>
       <w:szCs w:val="28"/>
     </w:rPr>
@@ -1795,7 +2701,7 @@
       <w:rFonts w:asciiTheme="minorHAnsi" w:eastAsiaTheme="majorEastAsia" w:hAnsiTheme="minorHAnsi" w:cstheme="majorBidi"/>
       <w:i/>
       <w:iCs/>
-      <w:color w:val="2F5496" w:themeColor="accent1" w:themeShade="BF"/>
+      <w:color w:val="365F91" w:themeColor="accent1" w:themeShade="BF"/>
     </w:rPr>
   </w:style>
   <w:style w:type="character" w:customStyle="1" w:styleId="Heading5Char">
@@ -1807,7 +2713,7 @@
     <w:rsid w:val="00E70AF2"/>
     <w:rPr>
       <w:rFonts w:asciiTheme="minorHAnsi" w:eastAsiaTheme="majorEastAsia" w:hAnsiTheme="minorHAnsi" w:cstheme="majorBidi"/>
-      <w:color w:val="2F5496" w:themeColor="accent1" w:themeShade="BF"/>
+      <w:color w:val="365F91" w:themeColor="accent1" w:themeShade="BF"/>
     </w:rPr>
   </w:style>
   <w:style w:type="character" w:customStyle="1" w:styleId="Heading6Char">
@@ -1982,7 +2888,7 @@
     <w:rPr>
       <w:i/>
       <w:iCs/>
-      <w:color w:val="2F5496" w:themeColor="accent1" w:themeShade="BF"/>
+      <w:color w:val="365F91" w:themeColor="accent1" w:themeShade="BF"/>
     </w:rPr>
   </w:style>
   <w:style w:type="paragraph" w:styleId="IntenseQuote">
@@ -1995,8 +2901,8 @@
     <w:rsid w:val="00E70AF2"/>
     <w:pPr>
       <w:pBdr>
-        <w:top w:val="single" w:sz="4" w:space="10" w:color="2F5496" w:themeColor="accent1" w:themeShade="BF"/>
-        <w:bottom w:val="single" w:sz="4" w:space="10" w:color="2F5496" w:themeColor="accent1" w:themeShade="BF"/>
+        <w:top w:val="single" w:sz="4" w:space="10" w:color="365F91" w:themeColor="accent1" w:themeShade="BF"/>
+        <w:bottom w:val="single" w:sz="4" w:space="10" w:color="365F91" w:themeColor="accent1" w:themeShade="BF"/>
       </w:pBdr>
       <w:spacing w:before="360" w:after="360"/>
       <w:ind w:left="864" w:right="864"/>
@@ -2005,7 +2911,7 @@
     <w:rPr>
       <w:i/>
       <w:iCs/>
-      <w:color w:val="2F5496" w:themeColor="accent1" w:themeShade="BF"/>
+      <w:color w:val="365F91" w:themeColor="accent1" w:themeShade="BF"/>
     </w:rPr>
   </w:style>
   <w:style w:type="character" w:customStyle="1" w:styleId="IntenseQuoteChar">
@@ -2017,7 +2923,7 @@
     <w:rPr>
       <w:i/>
       <w:iCs/>
-      <w:color w:val="2F5496" w:themeColor="accent1" w:themeShade="BF"/>
+      <w:color w:val="365F91" w:themeColor="accent1" w:themeShade="BF"/>
     </w:rPr>
   </w:style>
   <w:style w:type="character" w:styleId="IntenseReference">
@@ -2030,7 +2936,7 @@
       <w:b/>
       <w:bCs/>
       <w:smallCaps/>
-      <w:color w:val="2F5496" w:themeColor="accent1" w:themeShade="BF"/>
+      <w:color w:val="365F91" w:themeColor="accent1" w:themeShade="BF"/>
       <w:spacing w:val="5"/>
     </w:rPr>
   </w:style>
@@ -2041,9 +2947,53 @@
     <w:unhideWhenUsed/>
     <w:rsid w:val="007B28D2"/>
     <w:rPr>
-      <w:color w:val="0563C1" w:themeColor="hyperlink"/>
+      <w:color w:val="0000FF" w:themeColor="hyperlink"/>
       <w:u w:val="single"/>
     </w:rPr>
+  </w:style>
+  <w:style w:type="paragraph" w:styleId="Header">
+    <w:name w:val="header"/>
+    <w:basedOn w:val="Normal"/>
+    <w:link w:val="HeaderChar"/>
+    <w:uiPriority w:val="99"/>
+    <w:unhideWhenUsed/>
+    <w:rsid w:val="00380072"/>
+    <w:pPr>
+      <w:tabs>
+        <w:tab w:val="center" w:pos="4680"/>
+        <w:tab w:val="right" w:pos="9360"/>
+      </w:tabs>
+      <w:spacing w:line="240" w:lineRule="auto"/>
+    </w:pPr>
+  </w:style>
+  <w:style w:type="character" w:customStyle="1" w:styleId="HeaderChar">
+    <w:name w:val="Header Char"/>
+    <w:basedOn w:val="DefaultParagraphFont"/>
+    <w:link w:val="Header"/>
+    <w:uiPriority w:val="99"/>
+    <w:rsid w:val="00380072"/>
+  </w:style>
+  <w:style w:type="paragraph" w:styleId="Footer">
+    <w:name w:val="footer"/>
+    <w:basedOn w:val="Normal"/>
+    <w:link w:val="FooterChar"/>
+    <w:uiPriority w:val="99"/>
+    <w:unhideWhenUsed/>
+    <w:rsid w:val="00380072"/>
+    <w:pPr>
+      <w:tabs>
+        <w:tab w:val="center" w:pos="4680"/>
+        <w:tab w:val="right" w:pos="9360"/>
+      </w:tabs>
+      <w:spacing w:line="240" w:lineRule="auto"/>
+    </w:pPr>
+  </w:style>
+  <w:style w:type="character" w:customStyle="1" w:styleId="FooterChar">
+    <w:name w:val="Footer Char"/>
+    <w:basedOn w:val="DefaultParagraphFont"/>
+    <w:link w:val="Footer"/>
+    <w:uiPriority w:val="99"/>
+    <w:rsid w:val="00380072"/>
   </w:style>
 </w:styles>
 </file>
@@ -2051,7 +3001,7 @@
 <file path=word/theme/theme1.xml><?xml version="1.0" encoding="utf-8"?>
 <a:theme xmlns:a="http://schemas.openxmlformats.org/drawingml/2006/main" name="Office Theme">
   <a:themeElements>
-    <a:clrScheme name="Office">
+    <a:clrScheme name="Office 2007 - 2010">
       <a:dk1>
         <a:sysClr val="windowText" lastClr="000000"/>
       </a:dk1>
@@ -2059,34 +3009,34 @@
         <a:sysClr val="window" lastClr="FFFFFF"/>
       </a:lt1>
       <a:dk2>
-        <a:srgbClr val="44546A"/>
+        <a:srgbClr val="1F497D"/>
       </a:dk2>
       <a:lt2>
-        <a:srgbClr val="E7E6E6"/>
+        <a:srgbClr val="EEECE1"/>
       </a:lt2>
       <a:accent1>
-        <a:srgbClr val="4472C4"/>
+        <a:srgbClr val="4F81BD"/>
       </a:accent1>
       <a:accent2>
-        <a:srgbClr val="ED7D31"/>
+        <a:srgbClr val="C0504D"/>
       </a:accent2>
       <a:accent3>
-        <a:srgbClr val="A5A5A5"/>
+        <a:srgbClr val="9BBB59"/>
       </a:accent3>
       <a:accent4>
-        <a:srgbClr val="FFC000"/>
+        <a:srgbClr val="8064A2"/>
       </a:accent4>
       <a:accent5>
-        <a:srgbClr val="5B9BD5"/>
+        <a:srgbClr val="4BACC6"/>
       </a:accent5>
       <a:accent6>
-        <a:srgbClr val="70AD47"/>
+        <a:srgbClr val="F79646"/>
       </a:accent6>
       <a:hlink>
-        <a:srgbClr val="0563C1"/>
+        <a:srgbClr val="0000FF"/>
       </a:hlink>
       <a:folHlink>
-        <a:srgbClr val="954F72"/>
+        <a:srgbClr val="800080"/>
       </a:folHlink>
     </a:clrScheme>
     <a:fontScheme name="Office">
